--- a/ArUco.docx
+++ b/ArUco.docx
@@ -8,9 +8,9 @@
           <w:noProof/>
         </w:rPr>
         <w:drawing>
-          <wp:inline distT="0" distB="0" distL="0" distR="0" wp14:anchorId="57FE7044" wp14:editId="5542F8EF">
+          <wp:inline distT="0" distB="0" distL="0" distR="0" wp14:anchorId="57FE7044" wp14:editId="7F4C899E">
             <wp:extent cx="1440000" cy="1440000"/>
-            <wp:effectExtent l="19050" t="19050" r="27305" b="27305"/>
+            <wp:effectExtent l="0" t="0" r="8255" b="8255"/>
             <wp:docPr id="92847917" name="圖片 1"/>
             <wp:cNvGraphicFramePr>
               <a:graphicFrameLocks xmlns:a="http://schemas.openxmlformats.org/drawingml/2006/main" noChangeAspect="1"/>
@@ -23,7 +23,7 @@
                     <pic:cNvPicPr/>
                   </pic:nvPicPr>
                   <pic:blipFill>
-                    <a:blip r:embed="rId6" cstate="print">
+                    <a:blip r:embed="rId7" cstate="print">
                       <a:extLst>
                         <a:ext uri="{28A0092B-C50C-407E-A947-70E740481C1C}">
                           <a14:useLocalDpi xmlns:a14="http://schemas.microsoft.com/office/drawing/2010/main" val="0"/>
@@ -43,9 +43,7 @@
                       <a:avLst/>
                     </a:prstGeom>
                     <a:ln>
-                      <a:solidFill>
-                        <a:schemeClr val="tx1"/>
-                      </a:solidFill>
+                      <a:noFill/>
                     </a:ln>
                   </pic:spPr>
                 </pic:pic>
@@ -77,9 +75,9 @@
           <w:noProof/>
         </w:rPr>
         <w:drawing>
-          <wp:inline distT="0" distB="0" distL="0" distR="0" wp14:anchorId="51528241" wp14:editId="1EEDD520">
+          <wp:inline distT="0" distB="0" distL="0" distR="0" wp14:anchorId="51528241" wp14:editId="13393CF1">
             <wp:extent cx="720000" cy="720000"/>
-            <wp:effectExtent l="19050" t="19050" r="23495" b="23495"/>
+            <wp:effectExtent l="0" t="0" r="4445" b="4445"/>
             <wp:docPr id="1407013918" name="圖片 1"/>
             <wp:cNvGraphicFramePr>
               <a:graphicFrameLocks xmlns:a="http://schemas.openxmlformats.org/drawingml/2006/main" noChangeAspect="1"/>
@@ -92,7 +90,7 @@
                     <pic:cNvPicPr/>
                   </pic:nvPicPr>
                   <pic:blipFill>
-                    <a:blip r:embed="rId6" cstate="print">
+                    <a:blip r:embed="rId7" cstate="print">
                       <a:extLst>
                         <a:ext uri="{28A0092B-C50C-407E-A947-70E740481C1C}">
                           <a14:useLocalDpi xmlns:a14="http://schemas.microsoft.com/office/drawing/2010/main" val="0"/>
@@ -112,9 +110,7 @@
                       <a:avLst/>
                     </a:prstGeom>
                     <a:ln>
-                      <a:solidFill>
-                        <a:schemeClr val="tx1"/>
-                      </a:solidFill>
+                      <a:noFill/>
                     </a:ln>
                   </pic:spPr>
                 </pic:pic>
@@ -140,10 +136,120 @@
           <w:noProof/>
         </w:rPr>
         <w:drawing>
-          <wp:inline distT="0" distB="0" distL="0" distR="0" wp14:anchorId="41367451" wp14:editId="718287B3">
+          <wp:inline distT="0" distB="0" distL="0" distR="0" wp14:anchorId="41367451" wp14:editId="7614B816">
+            <wp:extent cx="435600" cy="435600"/>
+            <wp:effectExtent l="0" t="0" r="3175" b="3175"/>
+            <wp:docPr id="484374547" name="圖片 1"/>
+            <wp:cNvGraphicFramePr>
+              <a:graphicFrameLocks xmlns:a="http://schemas.openxmlformats.org/drawingml/2006/main" noChangeAspect="1"/>
+            </wp:cNvGraphicFramePr>
+            <a:graphic xmlns:a="http://schemas.openxmlformats.org/drawingml/2006/main">
+              <a:graphicData uri="http://schemas.openxmlformats.org/drawingml/2006/picture">
+                <pic:pic xmlns:pic="http://schemas.openxmlformats.org/drawingml/2006/picture">
+                  <pic:nvPicPr>
+                    <pic:cNvPr id="484374547" name="圖片 484374547"/>
+                    <pic:cNvPicPr/>
+                  </pic:nvPicPr>
+                  <pic:blipFill>
+                    <a:blip r:embed="rId7" cstate="print">
+                      <a:extLst>
+                        <a:ext uri="{28A0092B-C50C-407E-A947-70E740481C1C}">
+                          <a14:useLocalDpi xmlns:a14="http://schemas.microsoft.com/office/drawing/2010/main" val="0"/>
+                        </a:ext>
+                      </a:extLst>
+                    </a:blip>
+                    <a:stretch>
+                      <a:fillRect/>
+                    </a:stretch>
+                  </pic:blipFill>
+                  <pic:spPr>
+                    <a:xfrm>
+                      <a:off x="0" y="0"/>
+                      <a:ext cx="435600" cy="435600"/>
+                    </a:xfrm>
+                    <a:prstGeom prst="rect">
+                      <a:avLst/>
+                    </a:prstGeom>
+                    <a:ln>
+                      <a:noFill/>
+                    </a:ln>
+                  </pic:spPr>
+                </pic:pic>
+              </a:graphicData>
+            </a:graphic>
+          </wp:inline>
+        </w:drawing>
+      </w:r>
+      <w:r>
+        <w:rPr>
+          <w:rFonts w:hint="eastAsia"/>
+        </w:rPr>
+        <w:t xml:space="preserve">  </w:t>
+      </w:r>
+      <w:r>
+        <w:rPr>
+          <w:noProof/>
+        </w:rPr>
+        <w:drawing>
+          <wp:inline distT="0" distB="0" distL="0" distR="0" wp14:anchorId="66A32719" wp14:editId="1C1FE305">
+            <wp:extent cx="435600" cy="435600"/>
+            <wp:effectExtent l="0" t="0" r="3175" b="3175"/>
+            <wp:docPr id="1051666679" name="圖片 1"/>
+            <wp:cNvGraphicFramePr>
+              <a:graphicFrameLocks xmlns:a="http://schemas.openxmlformats.org/drawingml/2006/main" noChangeAspect="1"/>
+            </wp:cNvGraphicFramePr>
+            <a:graphic xmlns:a="http://schemas.openxmlformats.org/drawingml/2006/main">
+              <a:graphicData uri="http://schemas.openxmlformats.org/drawingml/2006/picture">
+                <pic:pic xmlns:pic="http://schemas.openxmlformats.org/drawingml/2006/picture">
+                  <pic:nvPicPr>
+                    <pic:cNvPr id="484374547" name="圖片 484374547"/>
+                    <pic:cNvPicPr/>
+                  </pic:nvPicPr>
+                  <pic:blipFill>
+                    <a:blip r:embed="rId7" cstate="print">
+                      <a:extLst>
+                        <a:ext uri="{28A0092B-C50C-407E-A947-70E740481C1C}">
+                          <a14:useLocalDpi xmlns:a14="http://schemas.microsoft.com/office/drawing/2010/main" val="0"/>
+                        </a:ext>
+                      </a:extLst>
+                    </a:blip>
+                    <a:stretch>
+                      <a:fillRect/>
+                    </a:stretch>
+                  </pic:blipFill>
+                  <pic:spPr>
+                    <a:xfrm>
+                      <a:off x="0" y="0"/>
+                      <a:ext cx="435600" cy="435600"/>
+                    </a:xfrm>
+                    <a:prstGeom prst="rect">
+                      <a:avLst/>
+                    </a:prstGeom>
+                    <a:ln>
+                      <a:noFill/>
+                    </a:ln>
+                  </pic:spPr>
+                </pic:pic>
+              </a:graphicData>
+            </a:graphic>
+          </wp:inline>
+        </w:drawing>
+      </w:r>
+      <w:r>
+        <w:rPr>
+          <w:rFonts w:hint="eastAsia"/>
+        </w:rPr>
+        <w:t xml:space="preserve">   </w:t>
+      </w:r>
+      <w:r>
+        <w:rPr>
+          <w:noProof/>
+        </w:rPr>
+        <w:drawing>
+          <wp:inline distT="0" distB="0" distL="0" distR="0" wp14:anchorId="0138618B" wp14:editId="585983B9">
             <wp:extent cx="360000" cy="360000"/>
-            <wp:effectExtent l="19050" t="19050" r="21590" b="21590"/>
-            <wp:docPr id="484374547" name="圖片 1"/>
+            <wp:effectExtent l="0" t="0" r="2540" b="2540"/>
+            <wp:docPr id="1512678513" name="圖片 1"/>
             <wp:cNvGraphicFramePr>
               <a:graphicFrameLocks xmlns:a="http://schemas.openxmlformats.org/drawingml/2006/main" noChangeAspect="1"/>
             </wp:cNvGraphicFramePr>
@@ -155,7 +261,7 @@
                     <pic:cNvPicPr/>
                   </pic:nvPicPr>
                   <pic:blipFill>
-                    <a:blip r:embed="rId6" cstate="print">
+                    <a:blip r:embed="rId7" cstate="print">
                       <a:extLst>
                         <a:ext uri="{28A0092B-C50C-407E-A947-70E740481C1C}">
                           <a14:useLocalDpi xmlns:a14="http://schemas.microsoft.com/office/drawing/2010/main" val="0"/>
@@ -175,9 +281,7 @@
                       <a:avLst/>
                     </a:prstGeom>
                     <a:ln>
-                      <a:solidFill>
-                        <a:schemeClr val="tx1"/>
-                      </a:solidFill>
+                      <a:noFill/>
                     </a:ln>
                   </pic:spPr>
                 </pic:pic>
@@ -197,10 +301,10 @@
           <w:noProof/>
         </w:rPr>
         <w:drawing>
-          <wp:inline distT="0" distB="0" distL="0" distR="0" wp14:anchorId="7114F860" wp14:editId="4C896606">
+          <wp:inline distT="0" distB="0" distL="0" distR="0" wp14:anchorId="08068DDB" wp14:editId="07B4280E">
             <wp:extent cx="360000" cy="360000"/>
-            <wp:effectExtent l="19050" t="19050" r="21590" b="21590"/>
-            <wp:docPr id="1253232237" name="圖片 1"/>
+            <wp:effectExtent l="0" t="0" r="2540" b="2540"/>
+            <wp:docPr id="292090941" name="圖片 1"/>
             <wp:cNvGraphicFramePr>
               <a:graphicFrameLocks xmlns:a="http://schemas.openxmlformats.org/drawingml/2006/main" noChangeAspect="1"/>
             </wp:cNvGraphicFramePr>
@@ -212,7 +316,7 @@
                     <pic:cNvPicPr/>
                   </pic:nvPicPr>
                   <pic:blipFill>
-                    <a:blip r:embed="rId6" cstate="print">
+                    <a:blip r:embed="rId7" cstate="print">
                       <a:extLst>
                         <a:ext uri="{28A0092B-C50C-407E-A947-70E740481C1C}">
                           <a14:useLocalDpi xmlns:a14="http://schemas.microsoft.com/office/drawing/2010/main" val="0"/>
@@ -232,123 +336,7 @@
                       <a:avLst/>
                     </a:prstGeom>
                     <a:ln>
-                      <a:solidFill>
-                        <a:schemeClr val="tx1"/>
-                      </a:solidFill>
-                    </a:ln>
-                  </pic:spPr>
-                </pic:pic>
-              </a:graphicData>
-            </a:graphic>
-          </wp:inline>
-        </w:drawing>
-      </w:r>
-      <w:r>
-        <w:rPr>
-          <w:rFonts w:hint="eastAsia"/>
-        </w:rPr>
-        <w:t xml:space="preserve">  </w:t>
-      </w:r>
-      <w:r>
-        <w:rPr>
-          <w:noProof/>
-        </w:rPr>
-        <w:drawing>
-          <wp:inline distT="0" distB="0" distL="0" distR="0" wp14:anchorId="0138618B" wp14:editId="6B02CFD6">
-            <wp:extent cx="360000" cy="360000"/>
-            <wp:effectExtent l="19050" t="19050" r="21590" b="21590"/>
-            <wp:docPr id="1512678513" name="圖片 1"/>
-            <wp:cNvGraphicFramePr>
-              <a:graphicFrameLocks xmlns:a="http://schemas.openxmlformats.org/drawingml/2006/main" noChangeAspect="1"/>
-            </wp:cNvGraphicFramePr>
-            <a:graphic xmlns:a="http://schemas.openxmlformats.org/drawingml/2006/main">
-              <a:graphicData uri="http://schemas.openxmlformats.org/drawingml/2006/picture">
-                <pic:pic xmlns:pic="http://schemas.openxmlformats.org/drawingml/2006/picture">
-                  <pic:nvPicPr>
-                    <pic:cNvPr id="484374547" name="圖片 484374547"/>
-                    <pic:cNvPicPr/>
-                  </pic:nvPicPr>
-                  <pic:blipFill>
-                    <a:blip r:embed="rId6" cstate="print">
-                      <a:extLst>
-                        <a:ext uri="{28A0092B-C50C-407E-A947-70E740481C1C}">
-                          <a14:useLocalDpi xmlns:a14="http://schemas.microsoft.com/office/drawing/2010/main" val="0"/>
-                        </a:ext>
-                      </a:extLst>
-                    </a:blip>
-                    <a:stretch>
-                      <a:fillRect/>
-                    </a:stretch>
-                  </pic:blipFill>
-                  <pic:spPr>
-                    <a:xfrm>
-                      <a:off x="0" y="0"/>
-                      <a:ext cx="360000" cy="360000"/>
-                    </a:xfrm>
-                    <a:prstGeom prst="rect">
-                      <a:avLst/>
-                    </a:prstGeom>
-                    <a:ln>
-                      <a:solidFill>
-                        <a:schemeClr val="tx1"/>
-                      </a:solidFill>
-                    </a:ln>
-                  </pic:spPr>
-                </pic:pic>
-              </a:graphicData>
-            </a:graphic>
-          </wp:inline>
-        </w:drawing>
-      </w:r>
-      <w:r>
-        <w:rPr>
-          <w:rFonts w:hint="eastAsia"/>
-        </w:rPr>
-        <w:t xml:space="preserve">  </w:t>
-      </w:r>
-      <w:r>
-        <w:rPr>
-          <w:noProof/>
-        </w:rPr>
-        <w:drawing>
-          <wp:inline distT="0" distB="0" distL="0" distR="0" wp14:anchorId="08068DDB" wp14:editId="7E7CB5A4">
-            <wp:extent cx="360000" cy="360000"/>
-            <wp:effectExtent l="19050" t="19050" r="21590" b="21590"/>
-            <wp:docPr id="292090941" name="圖片 1"/>
-            <wp:cNvGraphicFramePr>
-              <a:graphicFrameLocks xmlns:a="http://schemas.openxmlformats.org/drawingml/2006/main" noChangeAspect="1"/>
-            </wp:cNvGraphicFramePr>
-            <a:graphic xmlns:a="http://schemas.openxmlformats.org/drawingml/2006/main">
-              <a:graphicData uri="http://schemas.openxmlformats.org/drawingml/2006/picture">
-                <pic:pic xmlns:pic="http://schemas.openxmlformats.org/drawingml/2006/picture">
-                  <pic:nvPicPr>
-                    <pic:cNvPr id="484374547" name="圖片 484374547"/>
-                    <pic:cNvPicPr/>
-                  </pic:nvPicPr>
-                  <pic:blipFill>
-                    <a:blip r:embed="rId6" cstate="print">
-                      <a:extLst>
-                        <a:ext uri="{28A0092B-C50C-407E-A947-70E740481C1C}">
-                          <a14:useLocalDpi xmlns:a14="http://schemas.microsoft.com/office/drawing/2010/main" val="0"/>
-                        </a:ext>
-                      </a:extLst>
-                    </a:blip>
-                    <a:stretch>
-                      <a:fillRect/>
-                    </a:stretch>
-                  </pic:blipFill>
-                  <pic:spPr>
-                    <a:xfrm>
-                      <a:off x="0" y="0"/>
-                      <a:ext cx="360000" cy="360000"/>
-                    </a:xfrm>
-                    <a:prstGeom prst="rect">
-                      <a:avLst/>
-                    </a:prstGeom>
-                    <a:ln>
-                      <a:solidFill>
-                        <a:schemeClr val="tx1"/>
-                      </a:solidFill>
+                      <a:noFill/>
                     </a:ln>
                   </pic:spPr>
                 </pic:pic>
@@ -379,7 +367,7 @@
                     <pic:cNvPicPr/>
                   </pic:nvPicPr>
                   <pic:blipFill>
-                    <a:blip r:embed="rId6" cstate="print">
+                    <a:blip r:embed="rId7" cstate="print">
                       <a:extLst>
                         <a:ext uri="{28A0092B-C50C-407E-A947-70E740481C1C}">
                           <a14:useLocalDpi xmlns:a14="http://schemas.microsoft.com/office/drawing/2010/main" val="0"/>
@@ -436,7 +424,7 @@
                     <pic:cNvPicPr/>
                   </pic:nvPicPr>
                   <pic:blipFill>
-                    <a:blip r:embed="rId6" cstate="print">
+                    <a:blip r:embed="rId7" cstate="print">
                       <a:extLst>
                         <a:ext uri="{28A0092B-C50C-407E-A947-70E740481C1C}">
                           <a14:useLocalDpi xmlns:a14="http://schemas.microsoft.com/office/drawing/2010/main" val="0"/>
@@ -493,7 +481,7 @@
                     <pic:cNvPicPr/>
                   </pic:nvPicPr>
                   <pic:blipFill>
-                    <a:blip r:embed="rId6" cstate="print">
+                    <a:blip r:embed="rId7" cstate="print">
                       <a:extLst>
                         <a:ext uri="{28A0092B-C50C-407E-A947-70E740481C1C}">
                           <a14:useLocalDpi xmlns:a14="http://schemas.microsoft.com/office/drawing/2010/main" val="0"/>
@@ -531,9 +519,9 @@
           <w:noProof/>
         </w:rPr>
         <w:drawing>
-          <wp:inline distT="0" distB="0" distL="0" distR="0" wp14:anchorId="28C231AC" wp14:editId="7D5EF46B">
+          <wp:inline distT="0" distB="0" distL="0" distR="0" wp14:anchorId="28C231AC" wp14:editId="2A7F909C">
             <wp:extent cx="1440000" cy="1440000"/>
-            <wp:effectExtent l="19050" t="19050" r="27305" b="27305"/>
+            <wp:effectExtent l="0" t="0" r="8255" b="8255"/>
             <wp:docPr id="1107183064" name="圖片 2"/>
             <wp:cNvGraphicFramePr>
               <a:graphicFrameLocks xmlns:a="http://schemas.openxmlformats.org/drawingml/2006/main" noChangeAspect="1"/>
@@ -546,7 +534,7 @@
                     <pic:cNvPicPr/>
                   </pic:nvPicPr>
                   <pic:blipFill>
-                    <a:blip r:embed="rId7" cstate="print">
+                    <a:blip r:embed="rId8" cstate="print">
                       <a:extLst>
                         <a:ext uri="{28A0092B-C50C-407E-A947-70E740481C1C}">
                           <a14:useLocalDpi xmlns:a14="http://schemas.microsoft.com/office/drawing/2010/main" val="0"/>
@@ -566,9 +554,7 @@
                       <a:avLst/>
                     </a:prstGeom>
                     <a:ln>
-                      <a:solidFill>
-                        <a:schemeClr val="tx1"/>
-                      </a:solidFill>
+                      <a:noFill/>
                     </a:ln>
                   </pic:spPr>
                 </pic:pic>
@@ -594,9 +580,9 @@
           <w:noProof/>
         </w:rPr>
         <w:drawing>
-          <wp:inline distT="0" distB="0" distL="0" distR="0" wp14:anchorId="0CAF8F9F" wp14:editId="2515FDB3">
+          <wp:inline distT="0" distB="0" distL="0" distR="0" wp14:anchorId="0CAF8F9F" wp14:editId="3ED0639D">
             <wp:extent cx="720000" cy="720000"/>
-            <wp:effectExtent l="19050" t="19050" r="23495" b="23495"/>
+            <wp:effectExtent l="0" t="0" r="4445" b="4445"/>
             <wp:docPr id="1564753550" name="圖片 2"/>
             <wp:cNvGraphicFramePr>
               <a:graphicFrameLocks xmlns:a="http://schemas.openxmlformats.org/drawingml/2006/main" noChangeAspect="1"/>
@@ -609,7 +595,7 @@
                     <pic:cNvPicPr/>
                   </pic:nvPicPr>
                   <pic:blipFill>
-                    <a:blip r:embed="rId7" cstate="print">
+                    <a:blip r:embed="rId8" cstate="print">
                       <a:extLst>
                         <a:ext uri="{28A0092B-C50C-407E-A947-70E740481C1C}">
                           <a14:useLocalDpi xmlns:a14="http://schemas.microsoft.com/office/drawing/2010/main" val="0"/>
@@ -629,9 +615,7 @@
                       <a:avLst/>
                     </a:prstGeom>
                     <a:ln>
-                      <a:solidFill>
-                        <a:schemeClr val="tx1"/>
-                      </a:solidFill>
+                      <a:noFill/>
                     </a:ln>
                   </pic:spPr>
                 </pic:pic>
@@ -663,10 +647,120 @@
           <w:noProof/>
         </w:rPr>
         <w:drawing>
-          <wp:inline distT="0" distB="0" distL="0" distR="0" wp14:anchorId="04A93306" wp14:editId="24F16309">
+          <wp:inline distT="0" distB="0" distL="0" distR="0" wp14:anchorId="04A93306" wp14:editId="29926BDF">
+            <wp:extent cx="435600" cy="435600"/>
+            <wp:effectExtent l="0" t="0" r="3175" b="3175"/>
+            <wp:docPr id="1483745488" name="圖片 2"/>
+            <wp:cNvGraphicFramePr>
+              <a:graphicFrameLocks xmlns:a="http://schemas.openxmlformats.org/drawingml/2006/main" noChangeAspect="1"/>
+            </wp:cNvGraphicFramePr>
+            <a:graphic xmlns:a="http://schemas.openxmlformats.org/drawingml/2006/main">
+              <a:graphicData uri="http://schemas.openxmlformats.org/drawingml/2006/picture">
+                <pic:pic xmlns:pic="http://schemas.openxmlformats.org/drawingml/2006/picture">
+                  <pic:nvPicPr>
+                    <pic:cNvPr id="1483745488" name="圖片 1483745488"/>
+                    <pic:cNvPicPr/>
+                  </pic:nvPicPr>
+                  <pic:blipFill>
+                    <a:blip r:embed="rId8" cstate="print">
+                      <a:extLst>
+                        <a:ext uri="{28A0092B-C50C-407E-A947-70E740481C1C}">
+                          <a14:useLocalDpi xmlns:a14="http://schemas.microsoft.com/office/drawing/2010/main" val="0"/>
+                        </a:ext>
+                      </a:extLst>
+                    </a:blip>
+                    <a:stretch>
+                      <a:fillRect/>
+                    </a:stretch>
+                  </pic:blipFill>
+                  <pic:spPr>
+                    <a:xfrm>
+                      <a:off x="0" y="0"/>
+                      <a:ext cx="435600" cy="435600"/>
+                    </a:xfrm>
+                    <a:prstGeom prst="rect">
+                      <a:avLst/>
+                    </a:prstGeom>
+                    <a:ln>
+                      <a:noFill/>
+                    </a:ln>
+                  </pic:spPr>
+                </pic:pic>
+              </a:graphicData>
+            </a:graphic>
+          </wp:inline>
+        </w:drawing>
+      </w:r>
+      <w:r>
+        <w:rPr>
+          <w:rFonts w:hint="eastAsia"/>
+        </w:rPr>
+        <w:t xml:space="preserve">  </w:t>
+      </w:r>
+      <w:r>
+        <w:rPr>
+          <w:noProof/>
+        </w:rPr>
+        <w:drawing>
+          <wp:inline distT="0" distB="0" distL="0" distR="0" wp14:anchorId="6CABF863" wp14:editId="1C64E7CD">
+            <wp:extent cx="435600" cy="435600"/>
+            <wp:effectExtent l="0" t="0" r="3175" b="3175"/>
+            <wp:docPr id="688792019" name="圖片 2"/>
+            <wp:cNvGraphicFramePr>
+              <a:graphicFrameLocks xmlns:a="http://schemas.openxmlformats.org/drawingml/2006/main" noChangeAspect="1"/>
+            </wp:cNvGraphicFramePr>
+            <a:graphic xmlns:a="http://schemas.openxmlformats.org/drawingml/2006/main">
+              <a:graphicData uri="http://schemas.openxmlformats.org/drawingml/2006/picture">
+                <pic:pic xmlns:pic="http://schemas.openxmlformats.org/drawingml/2006/picture">
+                  <pic:nvPicPr>
+                    <pic:cNvPr id="1483745488" name="圖片 1483745488"/>
+                    <pic:cNvPicPr/>
+                  </pic:nvPicPr>
+                  <pic:blipFill>
+                    <a:blip r:embed="rId8" cstate="print">
+                      <a:extLst>
+                        <a:ext uri="{28A0092B-C50C-407E-A947-70E740481C1C}">
+                          <a14:useLocalDpi xmlns:a14="http://schemas.microsoft.com/office/drawing/2010/main" val="0"/>
+                        </a:ext>
+                      </a:extLst>
+                    </a:blip>
+                    <a:stretch>
+                      <a:fillRect/>
+                    </a:stretch>
+                  </pic:blipFill>
+                  <pic:spPr>
+                    <a:xfrm>
+                      <a:off x="0" y="0"/>
+                      <a:ext cx="435600" cy="435600"/>
+                    </a:xfrm>
+                    <a:prstGeom prst="rect">
+                      <a:avLst/>
+                    </a:prstGeom>
+                    <a:ln>
+                      <a:noFill/>
+                    </a:ln>
+                  </pic:spPr>
+                </pic:pic>
+              </a:graphicData>
+            </a:graphic>
+          </wp:inline>
+        </w:drawing>
+      </w:r>
+      <w:r>
+        <w:rPr>
+          <w:rFonts w:hint="eastAsia"/>
+        </w:rPr>
+        <w:t xml:space="preserve">  </w:t>
+      </w:r>
+      <w:r>
+        <w:rPr>
+          <w:noProof/>
+        </w:rPr>
+        <w:drawing>
+          <wp:inline distT="0" distB="0" distL="0" distR="0" wp14:anchorId="7B3DDA6F" wp14:editId="405E2095">
             <wp:extent cx="360000" cy="360000"/>
-            <wp:effectExtent l="19050" t="19050" r="21590" b="21590"/>
-            <wp:docPr id="1483745488" name="圖片 2"/>
+            <wp:effectExtent l="0" t="0" r="2540" b="2540"/>
+            <wp:docPr id="867305573" name="圖片 2"/>
             <wp:cNvGraphicFramePr>
               <a:graphicFrameLocks xmlns:a="http://schemas.openxmlformats.org/drawingml/2006/main" noChangeAspect="1"/>
             </wp:cNvGraphicFramePr>
@@ -678,7 +772,7 @@
                     <pic:cNvPicPr/>
                   </pic:nvPicPr>
                   <pic:blipFill>
-                    <a:blip r:embed="rId7" cstate="print">
+                    <a:blip r:embed="rId8" cstate="print">
                       <a:extLst>
                         <a:ext uri="{28A0092B-C50C-407E-A947-70E740481C1C}">
                           <a14:useLocalDpi xmlns:a14="http://schemas.microsoft.com/office/drawing/2010/main" val="0"/>
@@ -698,9 +792,7 @@
                       <a:avLst/>
                     </a:prstGeom>
                     <a:ln>
-                      <a:solidFill>
-                        <a:schemeClr val="tx1"/>
-                      </a:solidFill>
+                      <a:noFill/>
                     </a:ln>
                   </pic:spPr>
                 </pic:pic>
@@ -720,10 +812,10 @@
           <w:noProof/>
         </w:rPr>
         <w:drawing>
-          <wp:inline distT="0" distB="0" distL="0" distR="0" wp14:anchorId="4B2EEB98" wp14:editId="6210F9E9">
+          <wp:inline distT="0" distB="0" distL="0" distR="0" wp14:anchorId="79110AFC" wp14:editId="05EE7F33">
             <wp:extent cx="360000" cy="360000"/>
-            <wp:effectExtent l="19050" t="19050" r="21590" b="21590"/>
-            <wp:docPr id="1953754114" name="圖片 2"/>
+            <wp:effectExtent l="0" t="0" r="2540" b="2540"/>
+            <wp:docPr id="1877970359" name="圖片 2"/>
             <wp:cNvGraphicFramePr>
               <a:graphicFrameLocks xmlns:a="http://schemas.openxmlformats.org/drawingml/2006/main" noChangeAspect="1"/>
             </wp:cNvGraphicFramePr>
@@ -735,7 +827,7 @@
                     <pic:cNvPicPr/>
                   </pic:nvPicPr>
                   <pic:blipFill>
-                    <a:blip r:embed="rId7" cstate="print">
+                    <a:blip r:embed="rId8" cstate="print">
                       <a:extLst>
                         <a:ext uri="{28A0092B-C50C-407E-A947-70E740481C1C}">
                           <a14:useLocalDpi xmlns:a14="http://schemas.microsoft.com/office/drawing/2010/main" val="0"/>
@@ -755,123 +847,7 @@
                       <a:avLst/>
                     </a:prstGeom>
                     <a:ln>
-                      <a:solidFill>
-                        <a:schemeClr val="tx1"/>
-                      </a:solidFill>
-                    </a:ln>
-                  </pic:spPr>
-                </pic:pic>
-              </a:graphicData>
-            </a:graphic>
-          </wp:inline>
-        </w:drawing>
-      </w:r>
-      <w:r>
-        <w:rPr>
-          <w:rFonts w:hint="eastAsia"/>
-        </w:rPr>
-        <w:t xml:space="preserve">  </w:t>
-      </w:r>
-      <w:r>
-        <w:rPr>
-          <w:noProof/>
-        </w:rPr>
-        <w:drawing>
-          <wp:inline distT="0" distB="0" distL="0" distR="0" wp14:anchorId="7B3DDA6F" wp14:editId="0EF1C505">
-            <wp:extent cx="360000" cy="360000"/>
-            <wp:effectExtent l="19050" t="19050" r="21590" b="21590"/>
-            <wp:docPr id="867305573" name="圖片 2"/>
-            <wp:cNvGraphicFramePr>
-              <a:graphicFrameLocks xmlns:a="http://schemas.openxmlformats.org/drawingml/2006/main" noChangeAspect="1"/>
-            </wp:cNvGraphicFramePr>
-            <a:graphic xmlns:a="http://schemas.openxmlformats.org/drawingml/2006/main">
-              <a:graphicData uri="http://schemas.openxmlformats.org/drawingml/2006/picture">
-                <pic:pic xmlns:pic="http://schemas.openxmlformats.org/drawingml/2006/picture">
-                  <pic:nvPicPr>
-                    <pic:cNvPr id="1483745488" name="圖片 1483745488"/>
-                    <pic:cNvPicPr/>
-                  </pic:nvPicPr>
-                  <pic:blipFill>
-                    <a:blip r:embed="rId7" cstate="print">
-                      <a:extLst>
-                        <a:ext uri="{28A0092B-C50C-407E-A947-70E740481C1C}">
-                          <a14:useLocalDpi xmlns:a14="http://schemas.microsoft.com/office/drawing/2010/main" val="0"/>
-                        </a:ext>
-                      </a:extLst>
-                    </a:blip>
-                    <a:stretch>
-                      <a:fillRect/>
-                    </a:stretch>
-                  </pic:blipFill>
-                  <pic:spPr>
-                    <a:xfrm>
-                      <a:off x="0" y="0"/>
-                      <a:ext cx="360000" cy="360000"/>
-                    </a:xfrm>
-                    <a:prstGeom prst="rect">
-                      <a:avLst/>
-                    </a:prstGeom>
-                    <a:ln>
-                      <a:solidFill>
-                        <a:schemeClr val="tx1"/>
-                      </a:solidFill>
-                    </a:ln>
-                  </pic:spPr>
-                </pic:pic>
-              </a:graphicData>
-            </a:graphic>
-          </wp:inline>
-        </w:drawing>
-      </w:r>
-      <w:r>
-        <w:rPr>
-          <w:rFonts w:hint="eastAsia"/>
-        </w:rPr>
-        <w:t xml:space="preserve">  </w:t>
-      </w:r>
-      <w:r>
-        <w:rPr>
-          <w:noProof/>
-        </w:rPr>
-        <w:drawing>
-          <wp:inline distT="0" distB="0" distL="0" distR="0" wp14:anchorId="79110AFC" wp14:editId="1DDF6CA5">
-            <wp:extent cx="360000" cy="360000"/>
-            <wp:effectExtent l="19050" t="19050" r="21590" b="21590"/>
-            <wp:docPr id="1877970359" name="圖片 2"/>
-            <wp:cNvGraphicFramePr>
-              <a:graphicFrameLocks xmlns:a="http://schemas.openxmlformats.org/drawingml/2006/main" noChangeAspect="1"/>
-            </wp:cNvGraphicFramePr>
-            <a:graphic xmlns:a="http://schemas.openxmlformats.org/drawingml/2006/main">
-              <a:graphicData uri="http://schemas.openxmlformats.org/drawingml/2006/picture">
-                <pic:pic xmlns:pic="http://schemas.openxmlformats.org/drawingml/2006/picture">
-                  <pic:nvPicPr>
-                    <pic:cNvPr id="1483745488" name="圖片 1483745488"/>
-                    <pic:cNvPicPr/>
-                  </pic:nvPicPr>
-                  <pic:blipFill>
-                    <a:blip r:embed="rId7" cstate="print">
-                      <a:extLst>
-                        <a:ext uri="{28A0092B-C50C-407E-A947-70E740481C1C}">
-                          <a14:useLocalDpi xmlns:a14="http://schemas.microsoft.com/office/drawing/2010/main" val="0"/>
-                        </a:ext>
-                      </a:extLst>
-                    </a:blip>
-                    <a:stretch>
-                      <a:fillRect/>
-                    </a:stretch>
-                  </pic:blipFill>
-                  <pic:spPr>
-                    <a:xfrm>
-                      <a:off x="0" y="0"/>
-                      <a:ext cx="360000" cy="360000"/>
-                    </a:xfrm>
-                    <a:prstGeom prst="rect">
-                      <a:avLst/>
-                    </a:prstGeom>
-                    <a:ln>
-                      <a:solidFill>
-                        <a:schemeClr val="tx1"/>
-                      </a:solidFill>
+                      <a:noFill/>
                     </a:ln>
                   </pic:spPr>
                 </pic:pic>
@@ -902,7 +878,7 @@
                     <pic:cNvPicPr/>
                   </pic:nvPicPr>
                   <pic:blipFill>
-                    <a:blip r:embed="rId7" cstate="print">
+                    <a:blip r:embed="rId8" cstate="print">
                       <a:extLst>
                         <a:ext uri="{28A0092B-C50C-407E-A947-70E740481C1C}">
                           <a14:useLocalDpi xmlns:a14="http://schemas.microsoft.com/office/drawing/2010/main" val="0"/>
@@ -959,7 +935,7 @@
                     <pic:cNvPicPr/>
                   </pic:nvPicPr>
                   <pic:blipFill>
-                    <a:blip r:embed="rId7" cstate="print">
+                    <a:blip r:embed="rId8" cstate="print">
                       <a:extLst>
                         <a:ext uri="{28A0092B-C50C-407E-A947-70E740481C1C}">
                           <a14:useLocalDpi xmlns:a14="http://schemas.microsoft.com/office/drawing/2010/main" val="0"/>
@@ -1016,7 +992,7 @@
                     <pic:cNvPicPr/>
                   </pic:nvPicPr>
                   <pic:blipFill>
-                    <a:blip r:embed="rId7" cstate="print">
+                    <a:blip r:embed="rId8" cstate="print">
                       <a:extLst>
                         <a:ext uri="{28A0092B-C50C-407E-A947-70E740481C1C}">
                           <a14:useLocalDpi xmlns:a14="http://schemas.microsoft.com/office/drawing/2010/main" val="0"/>
@@ -1049,19 +1025,14 @@
       </w:r>
     </w:p>
     <w:p>
-      <w:pPr>
-        <w:rPr>
-          <w:rFonts w:hint="eastAsia"/>
-        </w:rPr>
-      </w:pPr>
-      <w:r>
-        <w:rPr>
-          <w:noProof/>
-        </w:rPr>
-        <w:drawing>
-          <wp:inline distT="0" distB="0" distL="0" distR="0" wp14:anchorId="40287CB4" wp14:editId="2CDC5610">
+      <w:r>
+        <w:rPr>
+          <w:noProof/>
+        </w:rPr>
+        <w:drawing>
+          <wp:inline distT="0" distB="0" distL="0" distR="0" wp14:anchorId="40287CB4" wp14:editId="0D33426B">
             <wp:extent cx="1440000" cy="1440000"/>
-            <wp:effectExtent l="19050" t="19050" r="27305" b="27305"/>
+            <wp:effectExtent l="0" t="0" r="8255" b="8255"/>
             <wp:docPr id="506857301" name="圖片 3"/>
             <wp:cNvGraphicFramePr>
               <a:graphicFrameLocks xmlns:a="http://schemas.openxmlformats.org/drawingml/2006/main" noChangeAspect="1"/>
@@ -1074,7 +1045,7 @@
                     <pic:cNvPicPr/>
                   </pic:nvPicPr>
                   <pic:blipFill>
-                    <a:blip r:embed="rId8" cstate="print">
+                    <a:blip r:embed="rId9" cstate="print">
                       <a:extLst>
                         <a:ext uri="{28A0092B-C50C-407E-A947-70E740481C1C}">
                           <a14:useLocalDpi xmlns:a14="http://schemas.microsoft.com/office/drawing/2010/main" val="0"/>
@@ -1094,9 +1065,7 @@
                       <a:avLst/>
                     </a:prstGeom>
                     <a:ln>
-                      <a:solidFill>
-                        <a:schemeClr val="tx1"/>
-                      </a:solidFill>
+                      <a:noFill/>
                     </a:ln>
                   </pic:spPr>
                 </pic:pic>
@@ -1122,9 +1091,9 @@
           <w:noProof/>
         </w:rPr>
         <w:drawing>
-          <wp:inline distT="0" distB="0" distL="0" distR="0" wp14:anchorId="4C54DF61" wp14:editId="57B28408">
+          <wp:inline distT="0" distB="0" distL="0" distR="0" wp14:anchorId="4C54DF61" wp14:editId="621B436C">
             <wp:extent cx="720000" cy="720000"/>
-            <wp:effectExtent l="19050" t="19050" r="23495" b="23495"/>
+            <wp:effectExtent l="0" t="0" r="4445" b="4445"/>
             <wp:docPr id="1119864464" name="圖片 3"/>
             <wp:cNvGraphicFramePr>
               <a:graphicFrameLocks xmlns:a="http://schemas.openxmlformats.org/drawingml/2006/main" noChangeAspect="1"/>
@@ -1137,7 +1106,7 @@
                     <pic:cNvPicPr/>
                   </pic:nvPicPr>
                   <pic:blipFill>
-                    <a:blip r:embed="rId8" cstate="print">
+                    <a:blip r:embed="rId9" cstate="print">
                       <a:extLst>
                         <a:ext uri="{28A0092B-C50C-407E-A947-70E740481C1C}">
                           <a14:useLocalDpi xmlns:a14="http://schemas.microsoft.com/office/drawing/2010/main" val="0"/>
@@ -1157,9 +1126,7 @@
                       <a:avLst/>
                     </a:prstGeom>
                     <a:ln>
-                      <a:solidFill>
-                        <a:schemeClr val="tx1"/>
-                      </a:solidFill>
+                      <a:noFill/>
                     </a:ln>
                   </pic:spPr>
                 </pic:pic>
@@ -1191,10 +1158,120 @@
           <w:noProof/>
         </w:rPr>
         <w:drawing>
-          <wp:inline distT="0" distB="0" distL="0" distR="0" wp14:anchorId="4302F67B" wp14:editId="689D9478">
+          <wp:inline distT="0" distB="0" distL="0" distR="0" wp14:anchorId="4302F67B" wp14:editId="562C11C7">
+            <wp:extent cx="435600" cy="435600"/>
+            <wp:effectExtent l="0" t="0" r="3175" b="3175"/>
+            <wp:docPr id="1921336363" name="圖片 3"/>
+            <wp:cNvGraphicFramePr>
+              <a:graphicFrameLocks xmlns:a="http://schemas.openxmlformats.org/drawingml/2006/main" noChangeAspect="1"/>
+            </wp:cNvGraphicFramePr>
+            <a:graphic xmlns:a="http://schemas.openxmlformats.org/drawingml/2006/main">
+              <a:graphicData uri="http://schemas.openxmlformats.org/drawingml/2006/picture">
+                <pic:pic xmlns:pic="http://schemas.openxmlformats.org/drawingml/2006/picture">
+                  <pic:nvPicPr>
+                    <pic:cNvPr id="1921336363" name="圖片 1921336363"/>
+                    <pic:cNvPicPr/>
+                  </pic:nvPicPr>
+                  <pic:blipFill>
+                    <a:blip r:embed="rId9" cstate="print">
+                      <a:extLst>
+                        <a:ext uri="{28A0092B-C50C-407E-A947-70E740481C1C}">
+                          <a14:useLocalDpi xmlns:a14="http://schemas.microsoft.com/office/drawing/2010/main" val="0"/>
+                        </a:ext>
+                      </a:extLst>
+                    </a:blip>
+                    <a:stretch>
+                      <a:fillRect/>
+                    </a:stretch>
+                  </pic:blipFill>
+                  <pic:spPr>
+                    <a:xfrm>
+                      <a:off x="0" y="0"/>
+                      <a:ext cx="435600" cy="435600"/>
+                    </a:xfrm>
+                    <a:prstGeom prst="rect">
+                      <a:avLst/>
+                    </a:prstGeom>
+                    <a:ln>
+                      <a:noFill/>
+                    </a:ln>
+                  </pic:spPr>
+                </pic:pic>
+              </a:graphicData>
+            </a:graphic>
+          </wp:inline>
+        </w:drawing>
+      </w:r>
+      <w:r>
+        <w:rPr>
+          <w:rFonts w:hint="eastAsia"/>
+        </w:rPr>
+        <w:t xml:space="preserve">  </w:t>
+      </w:r>
+      <w:r>
+        <w:rPr>
+          <w:noProof/>
+        </w:rPr>
+        <w:drawing>
+          <wp:inline distT="0" distB="0" distL="0" distR="0" wp14:anchorId="4F25671D" wp14:editId="68F19761">
+            <wp:extent cx="435600" cy="435600"/>
+            <wp:effectExtent l="0" t="0" r="3175" b="3175"/>
+            <wp:docPr id="196379568" name="圖片 3"/>
+            <wp:cNvGraphicFramePr>
+              <a:graphicFrameLocks xmlns:a="http://schemas.openxmlformats.org/drawingml/2006/main" noChangeAspect="1"/>
+            </wp:cNvGraphicFramePr>
+            <a:graphic xmlns:a="http://schemas.openxmlformats.org/drawingml/2006/main">
+              <a:graphicData uri="http://schemas.openxmlformats.org/drawingml/2006/picture">
+                <pic:pic xmlns:pic="http://schemas.openxmlformats.org/drawingml/2006/picture">
+                  <pic:nvPicPr>
+                    <pic:cNvPr id="1921336363" name="圖片 1921336363"/>
+                    <pic:cNvPicPr/>
+                  </pic:nvPicPr>
+                  <pic:blipFill>
+                    <a:blip r:embed="rId9" cstate="print">
+                      <a:extLst>
+                        <a:ext uri="{28A0092B-C50C-407E-A947-70E740481C1C}">
+                          <a14:useLocalDpi xmlns:a14="http://schemas.microsoft.com/office/drawing/2010/main" val="0"/>
+                        </a:ext>
+                      </a:extLst>
+                    </a:blip>
+                    <a:stretch>
+                      <a:fillRect/>
+                    </a:stretch>
+                  </pic:blipFill>
+                  <pic:spPr>
+                    <a:xfrm>
+                      <a:off x="0" y="0"/>
+                      <a:ext cx="435600" cy="435600"/>
+                    </a:xfrm>
+                    <a:prstGeom prst="rect">
+                      <a:avLst/>
+                    </a:prstGeom>
+                    <a:ln>
+                      <a:noFill/>
+                    </a:ln>
+                  </pic:spPr>
+                </pic:pic>
+              </a:graphicData>
+            </a:graphic>
+          </wp:inline>
+        </w:drawing>
+      </w:r>
+      <w:r>
+        <w:rPr>
+          <w:rFonts w:hint="eastAsia"/>
+        </w:rPr>
+        <w:t xml:space="preserve">  </w:t>
+      </w:r>
+      <w:r>
+        <w:rPr>
+          <w:noProof/>
+        </w:rPr>
+        <w:drawing>
+          <wp:inline distT="0" distB="0" distL="0" distR="0" wp14:anchorId="3E359ED2" wp14:editId="15A2A399">
             <wp:extent cx="360000" cy="360000"/>
-            <wp:effectExtent l="19050" t="19050" r="21590" b="21590"/>
-            <wp:docPr id="1921336363" name="圖片 3"/>
+            <wp:effectExtent l="0" t="0" r="2540" b="2540"/>
+            <wp:docPr id="1346887715" name="圖片 3"/>
             <wp:cNvGraphicFramePr>
               <a:graphicFrameLocks xmlns:a="http://schemas.openxmlformats.org/drawingml/2006/main" noChangeAspect="1"/>
             </wp:cNvGraphicFramePr>
@@ -1206,7 +1283,7 @@
                     <pic:cNvPicPr/>
                   </pic:nvPicPr>
                   <pic:blipFill>
-                    <a:blip r:embed="rId8" cstate="print">
+                    <a:blip r:embed="rId9" cstate="print">
                       <a:extLst>
                         <a:ext uri="{28A0092B-C50C-407E-A947-70E740481C1C}">
                           <a14:useLocalDpi xmlns:a14="http://schemas.microsoft.com/office/drawing/2010/main" val="0"/>
@@ -1226,9 +1303,7 @@
                       <a:avLst/>
                     </a:prstGeom>
                     <a:ln>
-                      <a:solidFill>
-                        <a:schemeClr val="tx1"/>
-                      </a:solidFill>
+                      <a:noFill/>
                     </a:ln>
                   </pic:spPr>
                 </pic:pic>
@@ -1248,10 +1323,10 @@
           <w:noProof/>
         </w:rPr>
         <w:drawing>
-          <wp:inline distT="0" distB="0" distL="0" distR="0" wp14:anchorId="60BAB98E" wp14:editId="766D5A3E">
+          <wp:inline distT="0" distB="0" distL="0" distR="0" wp14:anchorId="55BCFBD0" wp14:editId="700EA52A">
             <wp:extent cx="360000" cy="360000"/>
-            <wp:effectExtent l="19050" t="19050" r="21590" b="21590"/>
-            <wp:docPr id="813137973" name="圖片 3"/>
+            <wp:effectExtent l="0" t="0" r="2540" b="2540"/>
+            <wp:docPr id="1528658584" name="圖片 3"/>
             <wp:cNvGraphicFramePr>
               <a:graphicFrameLocks xmlns:a="http://schemas.openxmlformats.org/drawingml/2006/main" noChangeAspect="1"/>
             </wp:cNvGraphicFramePr>
@@ -1263,7 +1338,7 @@
                     <pic:cNvPicPr/>
                   </pic:nvPicPr>
                   <pic:blipFill>
-                    <a:blip r:embed="rId8" cstate="print">
+                    <a:blip r:embed="rId9" cstate="print">
                       <a:extLst>
                         <a:ext uri="{28A0092B-C50C-407E-A947-70E740481C1C}">
                           <a14:useLocalDpi xmlns:a14="http://schemas.microsoft.com/office/drawing/2010/main" val="0"/>
@@ -1283,138 +1358,17 @@
                       <a:avLst/>
                     </a:prstGeom>
                     <a:ln>
-                      <a:solidFill>
-                        <a:schemeClr val="tx1"/>
-                      </a:solidFill>
-                    </a:ln>
-                  </pic:spPr>
-                </pic:pic>
-              </a:graphicData>
-            </a:graphic>
-          </wp:inline>
-        </w:drawing>
-      </w:r>
-      <w:r>
-        <w:rPr>
-          <w:rFonts w:hint="eastAsia"/>
-        </w:rPr>
-        <w:t xml:space="preserve">  </w:t>
-      </w:r>
-      <w:r>
-        <w:rPr>
-          <w:noProof/>
-        </w:rPr>
-        <w:drawing>
-          <wp:inline distT="0" distB="0" distL="0" distR="0" wp14:anchorId="3E359ED2" wp14:editId="2A1AA912">
-            <wp:extent cx="360000" cy="360000"/>
-            <wp:effectExtent l="19050" t="19050" r="21590" b="21590"/>
-            <wp:docPr id="1346887715" name="圖片 3"/>
-            <wp:cNvGraphicFramePr>
-              <a:graphicFrameLocks xmlns:a="http://schemas.openxmlformats.org/drawingml/2006/main" noChangeAspect="1"/>
-            </wp:cNvGraphicFramePr>
-            <a:graphic xmlns:a="http://schemas.openxmlformats.org/drawingml/2006/main">
-              <a:graphicData uri="http://schemas.openxmlformats.org/drawingml/2006/picture">
-                <pic:pic xmlns:pic="http://schemas.openxmlformats.org/drawingml/2006/picture">
-                  <pic:nvPicPr>
-                    <pic:cNvPr id="1921336363" name="圖片 1921336363"/>
-                    <pic:cNvPicPr/>
-                  </pic:nvPicPr>
-                  <pic:blipFill>
-                    <a:blip r:embed="rId8" cstate="print">
-                      <a:extLst>
-                        <a:ext uri="{28A0092B-C50C-407E-A947-70E740481C1C}">
-                          <a14:useLocalDpi xmlns:a14="http://schemas.microsoft.com/office/drawing/2010/main" val="0"/>
-                        </a:ext>
-                      </a:extLst>
-                    </a:blip>
-                    <a:stretch>
-                      <a:fillRect/>
-                    </a:stretch>
-                  </pic:blipFill>
-                  <pic:spPr>
-                    <a:xfrm>
-                      <a:off x="0" y="0"/>
-                      <a:ext cx="360000" cy="360000"/>
-                    </a:xfrm>
-                    <a:prstGeom prst="rect">
-                      <a:avLst/>
-                    </a:prstGeom>
-                    <a:ln>
-                      <a:solidFill>
-                        <a:schemeClr val="tx1"/>
-                      </a:solidFill>
-                    </a:ln>
-                  </pic:spPr>
-                </pic:pic>
-              </a:graphicData>
-            </a:graphic>
-          </wp:inline>
-        </w:drawing>
-      </w:r>
-      <w:r>
-        <w:rPr>
-          <w:rFonts w:hint="eastAsia"/>
-        </w:rPr>
-        <w:t xml:space="preserve">  </w:t>
-      </w:r>
-      <w:r>
-        <w:rPr>
-          <w:noProof/>
-        </w:rPr>
-        <w:drawing>
-          <wp:inline distT="0" distB="0" distL="0" distR="0" wp14:anchorId="55BCFBD0" wp14:editId="4E154962">
-            <wp:extent cx="360000" cy="360000"/>
-            <wp:effectExtent l="19050" t="19050" r="21590" b="21590"/>
-            <wp:docPr id="1528658584" name="圖片 3"/>
-            <wp:cNvGraphicFramePr>
-              <a:graphicFrameLocks xmlns:a="http://schemas.openxmlformats.org/drawingml/2006/main" noChangeAspect="1"/>
-            </wp:cNvGraphicFramePr>
-            <a:graphic xmlns:a="http://schemas.openxmlformats.org/drawingml/2006/main">
-              <a:graphicData uri="http://schemas.openxmlformats.org/drawingml/2006/picture">
-                <pic:pic xmlns:pic="http://schemas.openxmlformats.org/drawingml/2006/picture">
-                  <pic:nvPicPr>
-                    <pic:cNvPr id="1921336363" name="圖片 1921336363"/>
-                    <pic:cNvPicPr/>
-                  </pic:nvPicPr>
-                  <pic:blipFill>
-                    <a:blip r:embed="rId8" cstate="print">
-                      <a:extLst>
-                        <a:ext uri="{28A0092B-C50C-407E-A947-70E740481C1C}">
-                          <a14:useLocalDpi xmlns:a14="http://schemas.microsoft.com/office/drawing/2010/main" val="0"/>
-                        </a:ext>
-                      </a:extLst>
-                    </a:blip>
-                    <a:stretch>
-                      <a:fillRect/>
-                    </a:stretch>
-                  </pic:blipFill>
-                  <pic:spPr>
-                    <a:xfrm>
-                      <a:off x="0" y="0"/>
-                      <a:ext cx="360000" cy="360000"/>
-                    </a:xfrm>
-                    <a:prstGeom prst="rect">
-                      <a:avLst/>
-                    </a:prstGeom>
-                    <a:ln>
-                      <a:solidFill>
-                        <a:schemeClr val="tx1"/>
-                      </a:solidFill>
-                    </a:ln>
-                  </pic:spPr>
-                </pic:pic>
-              </a:graphicData>
-            </a:graphic>
-          </wp:inline>
-        </w:drawing>
-      </w:r>
-    </w:p>
-    <w:p>
-      <w:pPr>
-        <w:rPr>
-          <w:rFonts w:hint="eastAsia"/>
-        </w:rPr>
-      </w:pPr>
+                      <a:noFill/>
+                    </a:ln>
+                  </pic:spPr>
+                </pic:pic>
+              </a:graphicData>
+            </a:graphic>
+          </wp:inline>
+        </w:drawing>
+      </w:r>
+    </w:p>
+    <w:p>
       <w:r>
         <w:rPr>
           <w:noProof/>
@@ -1435,7 +1389,7 @@
                     <pic:cNvPicPr/>
                   </pic:nvPicPr>
                   <pic:blipFill>
-                    <a:blip r:embed="rId8" cstate="print">
+                    <a:blip r:embed="rId9" cstate="print">
                       <a:extLst>
                         <a:ext uri="{28A0092B-C50C-407E-A947-70E740481C1C}">
                           <a14:useLocalDpi xmlns:a14="http://schemas.microsoft.com/office/drawing/2010/main" val="0"/>
@@ -1492,7 +1446,7 @@
                     <pic:cNvPicPr/>
                   </pic:nvPicPr>
                   <pic:blipFill>
-                    <a:blip r:embed="rId8" cstate="print">
+                    <a:blip r:embed="rId9" cstate="print">
                       <a:extLst>
                         <a:ext uri="{28A0092B-C50C-407E-A947-70E740481C1C}">
                           <a14:useLocalDpi xmlns:a14="http://schemas.microsoft.com/office/drawing/2010/main" val="0"/>
@@ -1549,7 +1503,7 @@
                     <pic:cNvPicPr/>
                   </pic:nvPicPr>
                   <pic:blipFill>
-                    <a:blip r:embed="rId8" cstate="print">
+                    <a:blip r:embed="rId9" cstate="print">
                       <a:extLst>
                         <a:ext uri="{28A0092B-C50C-407E-A947-70E740481C1C}">
                           <a14:useLocalDpi xmlns:a14="http://schemas.microsoft.com/office/drawing/2010/main" val="0"/>
@@ -1587,9 +1541,9 @@
           <w:noProof/>
         </w:rPr>
         <w:drawing>
-          <wp:inline distT="0" distB="0" distL="0" distR="0" wp14:anchorId="02C302C1" wp14:editId="2F7748D1">
+          <wp:inline distT="0" distB="0" distL="0" distR="0" wp14:anchorId="02C302C1" wp14:editId="4263D644">
             <wp:extent cx="1440000" cy="1440000"/>
-            <wp:effectExtent l="19050" t="19050" r="27305" b="27305"/>
+            <wp:effectExtent l="0" t="0" r="8255" b="8255"/>
             <wp:docPr id="972905568" name="圖片 4"/>
             <wp:cNvGraphicFramePr>
               <a:graphicFrameLocks xmlns:a="http://schemas.openxmlformats.org/drawingml/2006/main" noChangeAspect="1"/>
@@ -1602,7 +1556,7 @@
                     <pic:cNvPicPr/>
                   </pic:nvPicPr>
                   <pic:blipFill>
-                    <a:blip r:embed="rId9" cstate="print">
+                    <a:blip r:embed="rId10" cstate="print">
                       <a:extLst>
                         <a:ext uri="{28A0092B-C50C-407E-A947-70E740481C1C}">
                           <a14:useLocalDpi xmlns:a14="http://schemas.microsoft.com/office/drawing/2010/main" val="0"/>
@@ -1622,9 +1576,7 @@
                       <a:avLst/>
                     </a:prstGeom>
                     <a:ln>
-                      <a:solidFill>
-                        <a:schemeClr val="tx1"/>
-                      </a:solidFill>
+                      <a:noFill/>
                     </a:ln>
                   </pic:spPr>
                 </pic:pic>
@@ -1650,9 +1602,9 @@
           <w:noProof/>
         </w:rPr>
         <w:drawing>
-          <wp:inline distT="0" distB="0" distL="0" distR="0" wp14:anchorId="166D3FF3" wp14:editId="76801619">
+          <wp:inline distT="0" distB="0" distL="0" distR="0" wp14:anchorId="166D3FF3" wp14:editId="5FA1F40B">
             <wp:extent cx="720000" cy="720000"/>
-            <wp:effectExtent l="19050" t="19050" r="23495" b="23495"/>
+            <wp:effectExtent l="0" t="0" r="4445" b="4445"/>
             <wp:docPr id="1513321622" name="圖片 4"/>
             <wp:cNvGraphicFramePr>
               <a:graphicFrameLocks xmlns:a="http://schemas.openxmlformats.org/drawingml/2006/main" noChangeAspect="1"/>
@@ -1665,7 +1617,7 @@
                     <pic:cNvPicPr/>
                   </pic:nvPicPr>
                   <pic:blipFill>
-                    <a:blip r:embed="rId9" cstate="print">
+                    <a:blip r:embed="rId10" cstate="print">
                       <a:extLst>
                         <a:ext uri="{28A0092B-C50C-407E-A947-70E740481C1C}">
                           <a14:useLocalDpi xmlns:a14="http://schemas.microsoft.com/office/drawing/2010/main" val="0"/>
@@ -1685,9 +1637,7 @@
                       <a:avLst/>
                     </a:prstGeom>
                     <a:ln>
-                      <a:solidFill>
-                        <a:schemeClr val="tx1"/>
-                      </a:solidFill>
+                      <a:noFill/>
                     </a:ln>
                   </pic:spPr>
                 </pic:pic>
@@ -1719,10 +1669,120 @@
           <w:noProof/>
         </w:rPr>
         <w:drawing>
-          <wp:inline distT="0" distB="0" distL="0" distR="0" wp14:anchorId="2832998C" wp14:editId="2ADCAC34">
+          <wp:inline distT="0" distB="0" distL="0" distR="0" wp14:anchorId="2832998C" wp14:editId="206CAC6F">
+            <wp:extent cx="435600" cy="435600"/>
+            <wp:effectExtent l="0" t="0" r="3175" b="3175"/>
+            <wp:docPr id="1363707139" name="圖片 4"/>
+            <wp:cNvGraphicFramePr>
+              <a:graphicFrameLocks xmlns:a="http://schemas.openxmlformats.org/drawingml/2006/main" noChangeAspect="1"/>
+            </wp:cNvGraphicFramePr>
+            <a:graphic xmlns:a="http://schemas.openxmlformats.org/drawingml/2006/main">
+              <a:graphicData uri="http://schemas.openxmlformats.org/drawingml/2006/picture">
+                <pic:pic xmlns:pic="http://schemas.openxmlformats.org/drawingml/2006/picture">
+                  <pic:nvPicPr>
+                    <pic:cNvPr id="1363707139" name="圖片 1363707139"/>
+                    <pic:cNvPicPr/>
+                  </pic:nvPicPr>
+                  <pic:blipFill>
+                    <a:blip r:embed="rId10" cstate="print">
+                      <a:extLst>
+                        <a:ext uri="{28A0092B-C50C-407E-A947-70E740481C1C}">
+                          <a14:useLocalDpi xmlns:a14="http://schemas.microsoft.com/office/drawing/2010/main" val="0"/>
+                        </a:ext>
+                      </a:extLst>
+                    </a:blip>
+                    <a:stretch>
+                      <a:fillRect/>
+                    </a:stretch>
+                  </pic:blipFill>
+                  <pic:spPr>
+                    <a:xfrm>
+                      <a:off x="0" y="0"/>
+                      <a:ext cx="435600" cy="435600"/>
+                    </a:xfrm>
+                    <a:prstGeom prst="rect">
+                      <a:avLst/>
+                    </a:prstGeom>
+                    <a:ln>
+                      <a:noFill/>
+                    </a:ln>
+                  </pic:spPr>
+                </pic:pic>
+              </a:graphicData>
+            </a:graphic>
+          </wp:inline>
+        </w:drawing>
+      </w:r>
+      <w:r>
+        <w:rPr>
+          <w:rFonts w:hint="eastAsia"/>
+        </w:rPr>
+        <w:t xml:space="preserve">  </w:t>
+      </w:r>
+      <w:r>
+        <w:rPr>
+          <w:noProof/>
+        </w:rPr>
+        <w:drawing>
+          <wp:inline distT="0" distB="0" distL="0" distR="0" wp14:anchorId="0F604F58" wp14:editId="7CD0A14E">
+            <wp:extent cx="435600" cy="435600"/>
+            <wp:effectExtent l="0" t="0" r="3175" b="3175"/>
+            <wp:docPr id="1755604711" name="圖片 4"/>
+            <wp:cNvGraphicFramePr>
+              <a:graphicFrameLocks xmlns:a="http://schemas.openxmlformats.org/drawingml/2006/main" noChangeAspect="1"/>
+            </wp:cNvGraphicFramePr>
+            <a:graphic xmlns:a="http://schemas.openxmlformats.org/drawingml/2006/main">
+              <a:graphicData uri="http://schemas.openxmlformats.org/drawingml/2006/picture">
+                <pic:pic xmlns:pic="http://schemas.openxmlformats.org/drawingml/2006/picture">
+                  <pic:nvPicPr>
+                    <pic:cNvPr id="1363707139" name="圖片 1363707139"/>
+                    <pic:cNvPicPr/>
+                  </pic:nvPicPr>
+                  <pic:blipFill>
+                    <a:blip r:embed="rId10" cstate="print">
+                      <a:extLst>
+                        <a:ext uri="{28A0092B-C50C-407E-A947-70E740481C1C}">
+                          <a14:useLocalDpi xmlns:a14="http://schemas.microsoft.com/office/drawing/2010/main" val="0"/>
+                        </a:ext>
+                      </a:extLst>
+                    </a:blip>
+                    <a:stretch>
+                      <a:fillRect/>
+                    </a:stretch>
+                  </pic:blipFill>
+                  <pic:spPr>
+                    <a:xfrm>
+                      <a:off x="0" y="0"/>
+                      <a:ext cx="435600" cy="435600"/>
+                    </a:xfrm>
+                    <a:prstGeom prst="rect">
+                      <a:avLst/>
+                    </a:prstGeom>
+                    <a:ln>
+                      <a:noFill/>
+                    </a:ln>
+                  </pic:spPr>
+                </pic:pic>
+              </a:graphicData>
+            </a:graphic>
+          </wp:inline>
+        </w:drawing>
+      </w:r>
+      <w:r>
+        <w:rPr>
+          <w:rFonts w:hint="eastAsia"/>
+        </w:rPr>
+        <w:t xml:space="preserve">  </w:t>
+      </w:r>
+      <w:r>
+        <w:rPr>
+          <w:noProof/>
+        </w:rPr>
+        <w:drawing>
+          <wp:inline distT="0" distB="0" distL="0" distR="0" wp14:anchorId="5CB21EEF" wp14:editId="554CF846">
             <wp:extent cx="360000" cy="360000"/>
-            <wp:effectExtent l="19050" t="19050" r="21590" b="21590"/>
-            <wp:docPr id="1363707139" name="圖片 4"/>
+            <wp:effectExtent l="0" t="0" r="2540" b="2540"/>
+            <wp:docPr id="1393677873" name="圖片 4"/>
             <wp:cNvGraphicFramePr>
               <a:graphicFrameLocks xmlns:a="http://schemas.openxmlformats.org/drawingml/2006/main" noChangeAspect="1"/>
             </wp:cNvGraphicFramePr>
@@ -1734,7 +1794,7 @@
                     <pic:cNvPicPr/>
                   </pic:nvPicPr>
                   <pic:blipFill>
-                    <a:blip r:embed="rId9" cstate="print">
+                    <a:blip r:embed="rId10" cstate="print">
                       <a:extLst>
                         <a:ext uri="{28A0092B-C50C-407E-A947-70E740481C1C}">
                           <a14:useLocalDpi xmlns:a14="http://schemas.microsoft.com/office/drawing/2010/main" val="0"/>
@@ -1754,9 +1814,7 @@
                       <a:avLst/>
                     </a:prstGeom>
                     <a:ln>
-                      <a:solidFill>
-                        <a:schemeClr val="tx1"/>
-                      </a:solidFill>
+                      <a:noFill/>
                     </a:ln>
                   </pic:spPr>
                 </pic:pic>
@@ -1776,10 +1834,10 @@
           <w:noProof/>
         </w:rPr>
         <w:drawing>
-          <wp:inline distT="0" distB="0" distL="0" distR="0" wp14:anchorId="4C937E42" wp14:editId="515F7D25">
+          <wp:inline distT="0" distB="0" distL="0" distR="0" wp14:anchorId="14820428" wp14:editId="1E7D5E46">
             <wp:extent cx="360000" cy="360000"/>
-            <wp:effectExtent l="19050" t="19050" r="21590" b="21590"/>
-            <wp:docPr id="231724416" name="圖片 4"/>
+            <wp:effectExtent l="0" t="0" r="2540" b="2540"/>
+            <wp:docPr id="1565225158" name="圖片 4"/>
             <wp:cNvGraphicFramePr>
               <a:graphicFrameLocks xmlns:a="http://schemas.openxmlformats.org/drawingml/2006/main" noChangeAspect="1"/>
             </wp:cNvGraphicFramePr>
@@ -1791,7 +1849,7 @@
                     <pic:cNvPicPr/>
                   </pic:nvPicPr>
                   <pic:blipFill>
-                    <a:blip r:embed="rId9" cstate="print">
+                    <a:blip r:embed="rId10" cstate="print">
                       <a:extLst>
                         <a:ext uri="{28A0092B-C50C-407E-A947-70E740481C1C}">
                           <a14:useLocalDpi xmlns:a14="http://schemas.microsoft.com/office/drawing/2010/main" val="0"/>
@@ -1811,32 +1869,24 @@
                       <a:avLst/>
                     </a:prstGeom>
                     <a:ln>
-                      <a:solidFill>
-                        <a:schemeClr val="tx1"/>
-                      </a:solidFill>
-                    </a:ln>
-                  </pic:spPr>
-                </pic:pic>
-              </a:graphicData>
-            </a:graphic>
-          </wp:inline>
-        </w:drawing>
-      </w:r>
-      <w:r>
-        <w:rPr>
-          <w:rFonts w:hint="eastAsia"/>
-        </w:rPr>
-        <w:t xml:space="preserve">  </w:t>
-      </w:r>
-      <w:r>
-        <w:rPr>
-          <w:noProof/>
-        </w:rPr>
-        <w:drawing>
-          <wp:inline distT="0" distB="0" distL="0" distR="0" wp14:anchorId="5CB21EEF" wp14:editId="38599349">
+                      <a:noFill/>
+                    </a:ln>
+                  </pic:spPr>
+                </pic:pic>
+              </a:graphicData>
+            </a:graphic>
+          </wp:inline>
+        </w:drawing>
+      </w:r>
+      <w:r>
+        <w:rPr>
+          <w:noProof/>
+        </w:rPr>
+        <w:drawing>
+          <wp:inline distT="0" distB="0" distL="0" distR="0" wp14:anchorId="112E02DB" wp14:editId="06FDB806">
             <wp:extent cx="360000" cy="360000"/>
-            <wp:effectExtent l="19050" t="19050" r="21590" b="21590"/>
-            <wp:docPr id="1393677873" name="圖片 4"/>
+            <wp:effectExtent l="0" t="0" r="2540" b="2540"/>
+            <wp:docPr id="1041207349" name="圖片 4"/>
             <wp:cNvGraphicFramePr>
               <a:graphicFrameLocks xmlns:a="http://schemas.openxmlformats.org/drawingml/2006/main" noChangeAspect="1"/>
             </wp:cNvGraphicFramePr>
@@ -1848,7 +1898,7 @@
                     <pic:cNvPicPr/>
                   </pic:nvPicPr>
                   <pic:blipFill>
-                    <a:blip r:embed="rId9" cstate="print">
+                    <a:blip r:embed="rId10" cstate="print">
                       <a:extLst>
                         <a:ext uri="{28A0092B-C50C-407E-A947-70E740481C1C}">
                           <a14:useLocalDpi xmlns:a14="http://schemas.microsoft.com/office/drawing/2010/main" val="0"/>
@@ -1868,117 +1918,7 @@
                       <a:avLst/>
                     </a:prstGeom>
                     <a:ln>
-                      <a:solidFill>
-                        <a:schemeClr val="tx1"/>
-                      </a:solidFill>
-                    </a:ln>
-                  </pic:spPr>
-                </pic:pic>
-              </a:graphicData>
-            </a:graphic>
-          </wp:inline>
-        </w:drawing>
-      </w:r>
-      <w:r>
-        <w:rPr>
-          <w:rFonts w:hint="eastAsia"/>
-        </w:rPr>
-        <w:t xml:space="preserve">  </w:t>
-      </w:r>
-      <w:r>
-        <w:rPr>
-          <w:noProof/>
-        </w:rPr>
-        <w:drawing>
-          <wp:inline distT="0" distB="0" distL="0" distR="0" wp14:anchorId="14820428" wp14:editId="5AE62C99">
-            <wp:extent cx="360000" cy="360000"/>
-            <wp:effectExtent l="19050" t="19050" r="21590" b="21590"/>
-            <wp:docPr id="1565225158" name="圖片 4"/>
-            <wp:cNvGraphicFramePr>
-              <a:graphicFrameLocks xmlns:a="http://schemas.openxmlformats.org/drawingml/2006/main" noChangeAspect="1"/>
-            </wp:cNvGraphicFramePr>
-            <a:graphic xmlns:a="http://schemas.openxmlformats.org/drawingml/2006/main">
-              <a:graphicData uri="http://schemas.openxmlformats.org/drawingml/2006/picture">
-                <pic:pic xmlns:pic="http://schemas.openxmlformats.org/drawingml/2006/picture">
-                  <pic:nvPicPr>
-                    <pic:cNvPr id="1363707139" name="圖片 1363707139"/>
-                    <pic:cNvPicPr/>
-                  </pic:nvPicPr>
-                  <pic:blipFill>
-                    <a:blip r:embed="rId9" cstate="print">
-                      <a:extLst>
-                        <a:ext uri="{28A0092B-C50C-407E-A947-70E740481C1C}">
-                          <a14:useLocalDpi xmlns:a14="http://schemas.microsoft.com/office/drawing/2010/main" val="0"/>
-                        </a:ext>
-                      </a:extLst>
-                    </a:blip>
-                    <a:stretch>
-                      <a:fillRect/>
-                    </a:stretch>
-                  </pic:blipFill>
-                  <pic:spPr>
-                    <a:xfrm>
-                      <a:off x="0" y="0"/>
-                      <a:ext cx="360000" cy="360000"/>
-                    </a:xfrm>
-                    <a:prstGeom prst="rect">
-                      <a:avLst/>
-                    </a:prstGeom>
-                    <a:ln>
-                      <a:solidFill>
-                        <a:schemeClr val="tx1"/>
-                      </a:solidFill>
-                    </a:ln>
-                  </pic:spPr>
-                </pic:pic>
-              </a:graphicData>
-            </a:graphic>
-          </wp:inline>
-        </w:drawing>
-      </w:r>
-      <w:r>
-        <w:rPr>
-          <w:noProof/>
-        </w:rPr>
-        <w:drawing>
-          <wp:inline distT="0" distB="0" distL="0" distR="0" wp14:anchorId="112E02DB" wp14:editId="2D304960">
-            <wp:extent cx="360000" cy="360000"/>
-            <wp:effectExtent l="19050" t="19050" r="21590" b="21590"/>
-            <wp:docPr id="1041207349" name="圖片 4"/>
-            <wp:cNvGraphicFramePr>
-              <a:graphicFrameLocks xmlns:a="http://schemas.openxmlformats.org/drawingml/2006/main" noChangeAspect="1"/>
-            </wp:cNvGraphicFramePr>
-            <a:graphic xmlns:a="http://schemas.openxmlformats.org/drawingml/2006/main">
-              <a:graphicData uri="http://schemas.openxmlformats.org/drawingml/2006/picture">
-                <pic:pic xmlns:pic="http://schemas.openxmlformats.org/drawingml/2006/picture">
-                  <pic:nvPicPr>
-                    <pic:cNvPr id="1363707139" name="圖片 1363707139"/>
-                    <pic:cNvPicPr/>
-                  </pic:nvPicPr>
-                  <pic:blipFill>
-                    <a:blip r:embed="rId9" cstate="print">
-                      <a:extLst>
-                        <a:ext uri="{28A0092B-C50C-407E-A947-70E740481C1C}">
-                          <a14:useLocalDpi xmlns:a14="http://schemas.microsoft.com/office/drawing/2010/main" val="0"/>
-                        </a:ext>
-                      </a:extLst>
-                    </a:blip>
-                    <a:stretch>
-                      <a:fillRect/>
-                    </a:stretch>
-                  </pic:blipFill>
-                  <pic:spPr>
-                    <a:xfrm>
-                      <a:off x="0" y="0"/>
-                      <a:ext cx="360000" cy="360000"/>
-                    </a:xfrm>
-                    <a:prstGeom prst="rect">
-                      <a:avLst/>
-                    </a:prstGeom>
-                    <a:ln>
-                      <a:solidFill>
-                        <a:schemeClr val="tx1"/>
-                      </a:solidFill>
+                      <a:noFill/>
                     </a:ln>
                   </pic:spPr>
                 </pic:pic>
@@ -2013,7 +1953,7 @@
                     <pic:cNvPicPr/>
                   </pic:nvPicPr>
                   <pic:blipFill>
-                    <a:blip r:embed="rId9" cstate="print">
+                    <a:blip r:embed="rId10" cstate="print">
                       <a:extLst>
                         <a:ext uri="{28A0092B-C50C-407E-A947-70E740481C1C}">
                           <a14:useLocalDpi xmlns:a14="http://schemas.microsoft.com/office/drawing/2010/main" val="0"/>
@@ -2070,7 +2010,7 @@
                     <pic:cNvPicPr/>
                   </pic:nvPicPr>
                   <pic:blipFill>
-                    <a:blip r:embed="rId9" cstate="print">
+                    <a:blip r:embed="rId10" cstate="print">
                       <a:extLst>
                         <a:ext uri="{28A0092B-C50C-407E-A947-70E740481C1C}">
                           <a14:useLocalDpi xmlns:a14="http://schemas.microsoft.com/office/drawing/2010/main" val="0"/>
@@ -2102,9 +2042,411 @@
         </w:drawing>
       </w:r>
     </w:p>
+    <w:p>
+      <w:pPr>
+        <w:ind w:leftChars="-354" w:left="-850"/>
+      </w:pPr>
+      <w:r>
+        <w:rPr>
+          <w:noProof/>
+        </w:rPr>
+        <w:lastRenderedPageBreak/>
+        <w:drawing>
+          <wp:inline distT="0" distB="0" distL="0" distR="0" wp14:anchorId="6CF57AFC" wp14:editId="207BFA07">
+            <wp:extent cx="720000" cy="720000"/>
+            <wp:effectExtent l="0" t="0" r="4445" b="4445"/>
+            <wp:docPr id="607178135" name="圖片 1"/>
+            <wp:cNvGraphicFramePr>
+              <a:graphicFrameLocks xmlns:a="http://schemas.openxmlformats.org/drawingml/2006/main" noChangeAspect="1"/>
+            </wp:cNvGraphicFramePr>
+            <a:graphic xmlns:a="http://schemas.openxmlformats.org/drawingml/2006/main">
+              <a:graphicData uri="http://schemas.openxmlformats.org/drawingml/2006/picture">
+                <pic:pic xmlns:pic="http://schemas.openxmlformats.org/drawingml/2006/picture">
+                  <pic:nvPicPr>
+                    <pic:cNvPr id="484374547" name="圖片 484374547"/>
+                    <pic:cNvPicPr/>
+                  </pic:nvPicPr>
+                  <pic:blipFill>
+                    <a:blip r:embed="rId7" cstate="print">
+                      <a:extLst>
+                        <a:ext uri="{28A0092B-C50C-407E-A947-70E740481C1C}">
+                          <a14:useLocalDpi xmlns:a14="http://schemas.microsoft.com/office/drawing/2010/main" val="0"/>
+                        </a:ext>
+                      </a:extLst>
+                    </a:blip>
+                    <a:stretch>
+                      <a:fillRect/>
+                    </a:stretch>
+                  </pic:blipFill>
+                  <pic:spPr>
+                    <a:xfrm>
+                      <a:off x="0" y="0"/>
+                      <a:ext cx="720000" cy="720000"/>
+                    </a:xfrm>
+                    <a:prstGeom prst="rect">
+                      <a:avLst/>
+                    </a:prstGeom>
+                    <a:ln>
+                      <a:noFill/>
+                    </a:ln>
+                  </pic:spPr>
+                </pic:pic>
+              </a:graphicData>
+            </a:graphic>
+          </wp:inline>
+        </w:drawing>
+      </w:r>
+    </w:p>
+    <w:p/>
+    <w:p/>
+    <w:p/>
+    <w:p/>
+    <w:p/>
+    <w:p/>
+    <w:p/>
+    <w:p/>
+    <w:p/>
+    <w:p>
+      <w:pPr>
+        <w:ind w:firstLineChars="100" w:firstLine="240"/>
+      </w:pPr>
+    </w:p>
+    <w:p>
+      <w:pPr>
+        <w:ind w:firstLineChars="100" w:firstLine="240"/>
+      </w:pPr>
+    </w:p>
+    <w:p>
+      <w:pPr>
+        <w:ind w:rightChars="-201" w:right="-482" w:firstLineChars="3248" w:firstLine="7795"/>
+      </w:pPr>
+      <w:r>
+        <w:rPr>
+          <w:noProof/>
+        </w:rPr>
+        <w:drawing>
+          <wp:inline distT="0" distB="0" distL="0" distR="0" wp14:anchorId="3C588236" wp14:editId="0F8DF985">
+            <wp:extent cx="720000" cy="720000"/>
+            <wp:effectExtent l="0" t="0" r="4445" b="4445"/>
+            <wp:docPr id="1506736113" name="圖片 2"/>
+            <wp:cNvGraphicFramePr>
+              <a:graphicFrameLocks xmlns:a="http://schemas.openxmlformats.org/drawingml/2006/main" noChangeAspect="1"/>
+            </wp:cNvGraphicFramePr>
+            <a:graphic xmlns:a="http://schemas.openxmlformats.org/drawingml/2006/main">
+              <a:graphicData uri="http://schemas.openxmlformats.org/drawingml/2006/picture">
+                <pic:pic xmlns:pic="http://schemas.openxmlformats.org/drawingml/2006/picture">
+                  <pic:nvPicPr>
+                    <pic:cNvPr id="1483745488" name="圖片 1483745488"/>
+                    <pic:cNvPicPr/>
+                  </pic:nvPicPr>
+                  <pic:blipFill>
+                    <a:blip r:embed="rId8" cstate="print">
+                      <a:extLst>
+                        <a:ext uri="{28A0092B-C50C-407E-A947-70E740481C1C}">
+                          <a14:useLocalDpi xmlns:a14="http://schemas.microsoft.com/office/drawing/2010/main" val="0"/>
+                        </a:ext>
+                      </a:extLst>
+                    </a:blip>
+                    <a:stretch>
+                      <a:fillRect/>
+                    </a:stretch>
+                  </pic:blipFill>
+                  <pic:spPr>
+                    <a:xfrm>
+                      <a:off x="0" y="0"/>
+                      <a:ext cx="720000" cy="720000"/>
+                    </a:xfrm>
+                    <a:prstGeom prst="rect">
+                      <a:avLst/>
+                    </a:prstGeom>
+                    <a:ln>
+                      <a:noFill/>
+                    </a:ln>
+                  </pic:spPr>
+                </pic:pic>
+              </a:graphicData>
+            </a:graphic>
+          </wp:inline>
+        </w:drawing>
+      </w:r>
+    </w:p>
+    <w:p>
+      <w:pPr>
+        <w:ind w:firstLineChars="3000" w:firstLine="7200"/>
+      </w:pPr>
+    </w:p>
+    <w:p>
+      <w:pPr>
+        <w:ind w:firstLineChars="3000" w:firstLine="7200"/>
+      </w:pPr>
+    </w:p>
+    <w:p>
+      <w:pPr>
+        <w:ind w:firstLineChars="3000" w:firstLine="7200"/>
+      </w:pPr>
+    </w:p>
+    <w:p>
+      <w:pPr>
+        <w:ind w:firstLineChars="3000" w:firstLine="7200"/>
+      </w:pPr>
+    </w:p>
+    <w:p>
+      <w:pPr>
+        <w:ind w:firstLineChars="3000" w:firstLine="7200"/>
+      </w:pPr>
+    </w:p>
+    <w:p>
+      <w:pPr>
+        <w:ind w:firstLineChars="3000" w:firstLine="7200"/>
+      </w:pPr>
+    </w:p>
+    <w:p>
+      <w:pPr>
+        <w:ind w:firstLineChars="3000" w:firstLine="7200"/>
+      </w:pPr>
+    </w:p>
+    <w:p>
+      <w:pPr>
+        <w:ind w:firstLineChars="3000" w:firstLine="7200"/>
+      </w:pPr>
+    </w:p>
+    <w:p>
+      <w:pPr>
+        <w:spacing w:afterLines="50" w:after="180"/>
+        <w:ind w:leftChars="-413" w:left="-991" w:rightChars="119" w:right="286"/>
+      </w:pPr>
+      <w:r>
+        <w:rPr>
+          <w:noProof/>
+        </w:rPr>
+        <w:lastRenderedPageBreak/>
+        <w:drawing>
+          <wp:inline distT="0" distB="0" distL="0" distR="0" wp14:anchorId="66A211C3" wp14:editId="104DE536">
+            <wp:extent cx="1440000" cy="1440000"/>
+            <wp:effectExtent l="0" t="0" r="8255" b="8255"/>
+            <wp:docPr id="260555828" name="圖片 1"/>
+            <wp:cNvGraphicFramePr>
+              <a:graphicFrameLocks xmlns:a="http://schemas.openxmlformats.org/drawingml/2006/main" noChangeAspect="1"/>
+            </wp:cNvGraphicFramePr>
+            <a:graphic xmlns:a="http://schemas.openxmlformats.org/drawingml/2006/main">
+              <a:graphicData uri="http://schemas.openxmlformats.org/drawingml/2006/picture">
+                <pic:pic xmlns:pic="http://schemas.openxmlformats.org/drawingml/2006/picture">
+                  <pic:nvPicPr>
+                    <pic:cNvPr id="484374547" name="圖片 484374547"/>
+                    <pic:cNvPicPr/>
+                  </pic:nvPicPr>
+                  <pic:blipFill>
+                    <a:blip r:embed="rId7" cstate="print">
+                      <a:extLst>
+                        <a:ext uri="{28A0092B-C50C-407E-A947-70E740481C1C}">
+                          <a14:useLocalDpi xmlns:a14="http://schemas.microsoft.com/office/drawing/2010/main" val="0"/>
+                        </a:ext>
+                      </a:extLst>
+                    </a:blip>
+                    <a:stretch>
+                      <a:fillRect/>
+                    </a:stretch>
+                  </pic:blipFill>
+                  <pic:spPr>
+                    <a:xfrm>
+                      <a:off x="0" y="0"/>
+                      <a:ext cx="1440000" cy="1440000"/>
+                    </a:xfrm>
+                    <a:prstGeom prst="rect">
+                      <a:avLst/>
+                    </a:prstGeom>
+                    <a:ln>
+                      <a:noFill/>
+                    </a:ln>
+                  </pic:spPr>
+                </pic:pic>
+              </a:graphicData>
+            </a:graphic>
+          </wp:inline>
+        </w:drawing>
+      </w:r>
+    </w:p>
+    <w:p>
+      <w:pPr>
+        <w:spacing w:afterLines="50" w:after="180"/>
+        <w:ind w:rightChars="119" w:right="286"/>
+      </w:pPr>
+    </w:p>
+    <w:p>
+      <w:pPr>
+        <w:spacing w:afterLines="50" w:after="180"/>
+        <w:ind w:rightChars="119" w:right="286"/>
+      </w:pPr>
+    </w:p>
+    <w:p>
+      <w:pPr>
+        <w:spacing w:afterLines="50" w:after="180"/>
+        <w:ind w:rightChars="119" w:right="286"/>
+      </w:pPr>
+    </w:p>
+    <w:p>
+      <w:pPr>
+        <w:spacing w:afterLines="50" w:after="180"/>
+        <w:ind w:rightChars="119" w:right="286"/>
+      </w:pPr>
+    </w:p>
+    <w:p>
+      <w:pPr>
+        <w:spacing w:afterLines="50" w:after="180"/>
+        <w:ind w:rightChars="119" w:right="286"/>
+      </w:pPr>
+    </w:p>
+    <w:p>
+      <w:pPr>
+        <w:spacing w:afterLines="50" w:after="180"/>
+        <w:ind w:rightChars="119" w:right="286"/>
+      </w:pPr>
+    </w:p>
+    <w:p>
+      <w:pPr>
+        <w:spacing w:afterLines="50" w:after="180"/>
+        <w:ind w:rightChars="119" w:right="286"/>
+      </w:pPr>
+    </w:p>
+    <w:p>
+      <w:pPr>
+        <w:spacing w:afterLines="50" w:after="180"/>
+        <w:ind w:rightChars="119" w:right="286"/>
+      </w:pPr>
+    </w:p>
+    <w:p>
+      <w:pPr>
+        <w:spacing w:afterLines="50" w:after="180"/>
+        <w:ind w:rightChars="119" w:right="286"/>
+      </w:pPr>
+    </w:p>
+    <w:p>
+      <w:pPr>
+        <w:spacing w:afterLines="50" w:after="180"/>
+        <w:ind w:rightChars="119" w:right="286"/>
+      </w:pPr>
+    </w:p>
+    <w:p>
+      <w:pPr>
+        <w:spacing w:afterLines="50" w:after="180"/>
+        <w:ind w:rightChars="119" w:right="286" w:firstLineChars="3012" w:firstLine="7229"/>
+      </w:pPr>
+      <w:r>
+        <w:rPr>
+          <w:noProof/>
+        </w:rPr>
+        <w:drawing>
+          <wp:inline distT="0" distB="0" distL="0" distR="0" wp14:anchorId="6DA4B104" wp14:editId="47972CD0">
+            <wp:extent cx="1440000" cy="1440000"/>
+            <wp:effectExtent l="0" t="0" r="8255" b="8255"/>
+            <wp:docPr id="1393533105" name="圖片 2"/>
+            <wp:cNvGraphicFramePr>
+              <a:graphicFrameLocks xmlns:a="http://schemas.openxmlformats.org/drawingml/2006/main" noChangeAspect="1"/>
+            </wp:cNvGraphicFramePr>
+            <a:graphic xmlns:a="http://schemas.openxmlformats.org/drawingml/2006/main">
+              <a:graphicData uri="http://schemas.openxmlformats.org/drawingml/2006/picture">
+                <pic:pic xmlns:pic="http://schemas.openxmlformats.org/drawingml/2006/picture">
+                  <pic:nvPicPr>
+                    <pic:cNvPr id="1483745488" name="圖片 1483745488"/>
+                    <pic:cNvPicPr/>
+                  </pic:nvPicPr>
+                  <pic:blipFill>
+                    <a:blip r:embed="rId8" cstate="print">
+                      <a:extLst>
+                        <a:ext uri="{28A0092B-C50C-407E-A947-70E740481C1C}">
+                          <a14:useLocalDpi xmlns:a14="http://schemas.microsoft.com/office/drawing/2010/main" val="0"/>
+                        </a:ext>
+                      </a:extLst>
+                    </a:blip>
+                    <a:stretch>
+                      <a:fillRect/>
+                    </a:stretch>
+                  </pic:blipFill>
+                  <pic:spPr>
+                    <a:xfrm>
+                      <a:off x="0" y="0"/>
+                      <a:ext cx="1440000" cy="1440000"/>
+                    </a:xfrm>
+                    <a:prstGeom prst="rect">
+                      <a:avLst/>
+                    </a:prstGeom>
+                    <a:ln>
+                      <a:noFill/>
+                    </a:ln>
+                  </pic:spPr>
+                </pic:pic>
+              </a:graphicData>
+            </a:graphic>
+          </wp:inline>
+        </w:drawing>
+      </w:r>
+    </w:p>
+    <w:p>
+      <w:pPr>
+        <w:spacing w:afterLines="50" w:after="180"/>
+        <w:ind w:rightChars="119" w:right="286" w:firstLineChars="3012" w:firstLine="7229"/>
+      </w:pPr>
+    </w:p>
+    <w:p>
+      <w:pPr>
+        <w:spacing w:afterLines="50" w:after="180"/>
+        <w:ind w:rightChars="119" w:right="286" w:firstLineChars="3012" w:firstLine="7229"/>
+      </w:pPr>
+    </w:p>
+    <w:p>
+      <w:pPr>
+        <w:spacing w:afterLines="50" w:after="180"/>
+        <w:ind w:rightChars="119" w:right="286" w:firstLineChars="3012" w:firstLine="7229"/>
+      </w:pPr>
+    </w:p>
+    <w:p>
+      <w:pPr>
+        <w:spacing w:afterLines="50" w:after="180"/>
+        <w:ind w:rightChars="119" w:right="286" w:firstLineChars="3012" w:firstLine="7229"/>
+      </w:pPr>
+    </w:p>
+    <w:p>
+      <w:pPr>
+        <w:spacing w:afterLines="50" w:after="180"/>
+        <w:ind w:rightChars="119" w:right="286" w:firstLineChars="3012" w:firstLine="7229"/>
+      </w:pPr>
+    </w:p>
+    <w:p>
+      <w:pPr>
+        <w:spacing w:afterLines="50" w:after="180"/>
+        <w:ind w:rightChars="119" w:right="286"/>
+      </w:pPr>
+      <w:r>
+        <w:rPr>
+          <w:rFonts w:hint="eastAsia"/>
+        </w:rPr>
+        <w:t>6.0  6.5  7.0  7.5  8.0  8.5  9.0  9.5  10.0  10.5  11.0  11.5  12.0  12.5</w:t>
+      </w:r>
+    </w:p>
+    <w:p>
+      <w:pPr>
+        <w:spacing w:afterLines="50" w:after="180"/>
+        <w:ind w:rightChars="119" w:right="286"/>
+      </w:pPr>
+    </w:p>
+    <w:p>
+      <w:pPr>
+        <w:spacing w:afterLines="50" w:after="180"/>
+        <w:ind w:rightChars="119" w:right="286"/>
+        <w:rPr>
+          <w:rFonts w:hint="eastAsia"/>
+        </w:rPr>
+      </w:pPr>
+      <w:r>
+        <w:rPr>
+          <w:rFonts w:hint="eastAsia"/>
+        </w:rPr>
+        <w:t>13.0  13.5  14.0  14.5  15.0  15.5  16.0  16.5  17.0   17.5  18.0  18.5</w:t>
+      </w:r>
+    </w:p>
     <w:sectPr>
       <w:pgSz w:w="11906" w:h="16838"/>
-      <w:pgMar w:top="1440" w:right="1800" w:bottom="1440" w:left="1800" w:header="851" w:footer="992" w:gutter="0"/>
+      <w:pgMar w:top="1440" w:right="1320" w:bottom="1440" w:left="1800" w:header="851" w:footer="992" w:gutter="0"/>
       <w:cols w:space="425"/>
       <w:docGrid w:type="lines" w:linePitch="360"/>
     </w:sectPr>
@@ -3455,4 +3797,16 @@
     </a:ext>
   </a:extLst>
 </a:theme>
+</file>
+
+<file path=customXml/item1.xml><?xml version="1.0" encoding="utf-8"?>
+<b:Sources xmlns:b="http://schemas.openxmlformats.org/officeDocument/2006/bibliography" xmlns="http://schemas.openxmlformats.org/officeDocument/2006/bibliography" SelectedStyle="\APASixthEditionOfficeOnline.xsl" StyleName="APA" Version="6"/>
+</file>
+
+<file path=customXml/itemProps1.xml><?xml version="1.0" encoding="utf-8"?>
+<ds:datastoreItem xmlns:ds="http://schemas.openxmlformats.org/officeDocument/2006/customXml" ds:itemID="{0EC4DEA1-95CD-4CD5-A09A-C6AE4A9A2F63}">
+  <ds:schemaRefs>
+    <ds:schemaRef ds:uri="http://schemas.openxmlformats.org/officeDocument/2006/bibliography"/>
+  </ds:schemaRefs>
+</ds:datastoreItem>
 </file>
--- a/ArUco.docx
+++ b/ArUco.docx
@@ -352,9 +352,9 @@
           <w:noProof/>
         </w:rPr>
         <w:drawing>
-          <wp:inline distT="0" distB="0" distL="0" distR="0" wp14:anchorId="3AA9A871" wp14:editId="19AFD7C9">
+          <wp:inline distT="0" distB="0" distL="0" distR="0" wp14:anchorId="3AA9A871" wp14:editId="47EE4A6A">
             <wp:extent cx="360000" cy="360000"/>
-            <wp:effectExtent l="19050" t="19050" r="21590" b="21590"/>
+            <wp:effectExtent l="0" t="0" r="2540" b="2540"/>
             <wp:docPr id="1913287313" name="圖片 1"/>
             <wp:cNvGraphicFramePr>
               <a:graphicFrameLocks xmlns:a="http://schemas.openxmlformats.org/drawingml/2006/main" noChangeAspect="1"/>
@@ -387,9 +387,7 @@
                       <a:avLst/>
                     </a:prstGeom>
                     <a:ln>
-                      <a:solidFill>
-                        <a:schemeClr val="tx1"/>
-                      </a:solidFill>
+                      <a:noFill/>
                     </a:ln>
                   </pic:spPr>
                 </pic:pic>
@@ -409,9 +407,9 @@
           <w:noProof/>
         </w:rPr>
         <w:drawing>
-          <wp:inline distT="0" distB="0" distL="0" distR="0" wp14:anchorId="6A841936" wp14:editId="68C82FBD">
+          <wp:inline distT="0" distB="0" distL="0" distR="0" wp14:anchorId="6A841936" wp14:editId="57405614">
             <wp:extent cx="360000" cy="360000"/>
-            <wp:effectExtent l="19050" t="19050" r="21590" b="21590"/>
+            <wp:effectExtent l="0" t="0" r="2540" b="2540"/>
             <wp:docPr id="1505757143" name="圖片 1"/>
             <wp:cNvGraphicFramePr>
               <a:graphicFrameLocks xmlns:a="http://schemas.openxmlformats.org/drawingml/2006/main" noChangeAspect="1"/>
@@ -444,9 +442,7 @@
                       <a:avLst/>
                     </a:prstGeom>
                     <a:ln>
-                      <a:solidFill>
-                        <a:schemeClr val="tx1"/>
-                      </a:solidFill>
+                      <a:noFill/>
                     </a:ln>
                   </pic:spPr>
                 </pic:pic>
@@ -466,9 +462,9 @@
           <w:noProof/>
         </w:rPr>
         <w:drawing>
-          <wp:inline distT="0" distB="0" distL="0" distR="0" wp14:anchorId="612F9080" wp14:editId="78C75DF5">
+          <wp:inline distT="0" distB="0" distL="0" distR="0" wp14:anchorId="612F9080" wp14:editId="75B3D0D9">
             <wp:extent cx="360000" cy="360000"/>
-            <wp:effectExtent l="19050" t="19050" r="21590" b="21590"/>
+            <wp:effectExtent l="0" t="0" r="2540" b="2540"/>
             <wp:docPr id="1703917416" name="圖片 1"/>
             <wp:cNvGraphicFramePr>
               <a:graphicFrameLocks xmlns:a="http://schemas.openxmlformats.org/drawingml/2006/main" noChangeAspect="1"/>
@@ -501,9 +497,7 @@
                       <a:avLst/>
                     </a:prstGeom>
                     <a:ln>
-                      <a:solidFill>
-                        <a:schemeClr val="tx1"/>
-                      </a:solidFill>
+                      <a:noFill/>
                     </a:ln>
                   </pic:spPr>
                 </pic:pic>
@@ -863,9 +857,9 @@
           <w:noProof/>
         </w:rPr>
         <w:drawing>
-          <wp:inline distT="0" distB="0" distL="0" distR="0" wp14:anchorId="4334CDA2" wp14:editId="5BC19D10">
+          <wp:inline distT="0" distB="0" distL="0" distR="0" wp14:anchorId="4334CDA2" wp14:editId="15114318">
             <wp:extent cx="360000" cy="360000"/>
-            <wp:effectExtent l="19050" t="19050" r="21590" b="21590"/>
+            <wp:effectExtent l="0" t="0" r="2540" b="2540"/>
             <wp:docPr id="1471506919" name="圖片 2"/>
             <wp:cNvGraphicFramePr>
               <a:graphicFrameLocks xmlns:a="http://schemas.openxmlformats.org/drawingml/2006/main" noChangeAspect="1"/>
@@ -898,9 +892,7 @@
                       <a:avLst/>
                     </a:prstGeom>
                     <a:ln>
-                      <a:solidFill>
-                        <a:schemeClr val="tx1"/>
-                      </a:solidFill>
+                      <a:noFill/>
                     </a:ln>
                   </pic:spPr>
                 </pic:pic>
@@ -920,9 +912,9 @@
           <w:noProof/>
         </w:rPr>
         <w:drawing>
-          <wp:inline distT="0" distB="0" distL="0" distR="0" wp14:anchorId="225729B8" wp14:editId="04E8495F">
+          <wp:inline distT="0" distB="0" distL="0" distR="0" wp14:anchorId="225729B8" wp14:editId="228B987C">
             <wp:extent cx="360000" cy="360000"/>
-            <wp:effectExtent l="19050" t="19050" r="21590" b="21590"/>
+            <wp:effectExtent l="0" t="0" r="2540" b="2540"/>
             <wp:docPr id="1473312388" name="圖片 2"/>
             <wp:cNvGraphicFramePr>
               <a:graphicFrameLocks xmlns:a="http://schemas.openxmlformats.org/drawingml/2006/main" noChangeAspect="1"/>
@@ -955,9 +947,7 @@
                       <a:avLst/>
                     </a:prstGeom>
                     <a:ln>
-                      <a:solidFill>
-                        <a:schemeClr val="tx1"/>
-                      </a:solidFill>
+                      <a:noFill/>
                     </a:ln>
                   </pic:spPr>
                 </pic:pic>
@@ -977,9 +967,9 @@
           <w:noProof/>
         </w:rPr>
         <w:drawing>
-          <wp:inline distT="0" distB="0" distL="0" distR="0" wp14:anchorId="416F1D78" wp14:editId="5ECA56B7">
+          <wp:inline distT="0" distB="0" distL="0" distR="0" wp14:anchorId="416F1D78" wp14:editId="315F4216">
             <wp:extent cx="360000" cy="360000"/>
-            <wp:effectExtent l="19050" t="19050" r="21590" b="21590"/>
+            <wp:effectExtent l="0" t="0" r="2540" b="2540"/>
             <wp:docPr id="1640081850" name="圖片 2"/>
             <wp:cNvGraphicFramePr>
               <a:graphicFrameLocks xmlns:a="http://schemas.openxmlformats.org/drawingml/2006/main" noChangeAspect="1"/>
@@ -1012,9 +1002,7 @@
                       <a:avLst/>
                     </a:prstGeom>
                     <a:ln>
-                      <a:solidFill>
-                        <a:schemeClr val="tx1"/>
-                      </a:solidFill>
+                      <a:noFill/>
                     </a:ln>
                   </pic:spPr>
                 </pic:pic>
@@ -1374,9 +1362,9 @@
           <w:noProof/>
         </w:rPr>
         <w:drawing>
-          <wp:inline distT="0" distB="0" distL="0" distR="0" wp14:anchorId="468F4116" wp14:editId="00C0C9A7">
+          <wp:inline distT="0" distB="0" distL="0" distR="0" wp14:anchorId="468F4116" wp14:editId="27D9C4E9">
             <wp:extent cx="360000" cy="360000"/>
-            <wp:effectExtent l="19050" t="19050" r="21590" b="21590"/>
+            <wp:effectExtent l="0" t="0" r="2540" b="2540"/>
             <wp:docPr id="628431130" name="圖片 3"/>
             <wp:cNvGraphicFramePr>
               <a:graphicFrameLocks xmlns:a="http://schemas.openxmlformats.org/drawingml/2006/main" noChangeAspect="1"/>
@@ -1409,9 +1397,7 @@
                       <a:avLst/>
                     </a:prstGeom>
                     <a:ln>
-                      <a:solidFill>
-                        <a:schemeClr val="tx1"/>
-                      </a:solidFill>
+                      <a:noFill/>
                     </a:ln>
                   </pic:spPr>
                 </pic:pic>
@@ -1431,9 +1417,9 @@
           <w:noProof/>
         </w:rPr>
         <w:drawing>
-          <wp:inline distT="0" distB="0" distL="0" distR="0" wp14:anchorId="4FE0CB18" wp14:editId="7DDC385F">
+          <wp:inline distT="0" distB="0" distL="0" distR="0" wp14:anchorId="4FE0CB18" wp14:editId="5BF8F8F8">
             <wp:extent cx="360000" cy="360000"/>
-            <wp:effectExtent l="19050" t="19050" r="21590" b="21590"/>
+            <wp:effectExtent l="0" t="0" r="2540" b="2540"/>
             <wp:docPr id="1515100265" name="圖片 3"/>
             <wp:cNvGraphicFramePr>
               <a:graphicFrameLocks xmlns:a="http://schemas.openxmlformats.org/drawingml/2006/main" noChangeAspect="1"/>
@@ -1466,9 +1452,7 @@
                       <a:avLst/>
                     </a:prstGeom>
                     <a:ln>
-                      <a:solidFill>
-                        <a:schemeClr val="tx1"/>
-                      </a:solidFill>
+                      <a:noFill/>
                     </a:ln>
                   </pic:spPr>
                 </pic:pic>
@@ -1488,9 +1472,9 @@
           <w:noProof/>
         </w:rPr>
         <w:drawing>
-          <wp:inline distT="0" distB="0" distL="0" distR="0" wp14:anchorId="0F28071E" wp14:editId="0DA5CBB0">
+          <wp:inline distT="0" distB="0" distL="0" distR="0" wp14:anchorId="0F28071E" wp14:editId="7AF25CDB">
             <wp:extent cx="360000" cy="360000"/>
-            <wp:effectExtent l="19050" t="19050" r="21590" b="21590"/>
+            <wp:effectExtent l="0" t="0" r="2540" b="2540"/>
             <wp:docPr id="2078720326" name="圖片 3"/>
             <wp:cNvGraphicFramePr>
               <a:graphicFrameLocks xmlns:a="http://schemas.openxmlformats.org/drawingml/2006/main" noChangeAspect="1"/>
@@ -1523,9 +1507,7 @@
                       <a:avLst/>
                     </a:prstGeom>
                     <a:ln>
-                      <a:solidFill>
-                        <a:schemeClr val="tx1"/>
-                      </a:solidFill>
+                      <a:noFill/>
                     </a:ln>
                   </pic:spPr>
                 </pic:pic>
@@ -1880,6 +1862,12 @@
       </w:r>
       <w:r>
         <w:rPr>
+          <w:rFonts w:hint="eastAsia"/>
+        </w:rPr>
+        <w:t xml:space="preserve">  </w:t>
+      </w:r>
+      <w:r>
+        <w:rPr>
           <w:noProof/>
         </w:rPr>
         <w:drawing>
@@ -1938,9 +1926,9 @@
           <w:noProof/>
         </w:rPr>
         <w:drawing>
-          <wp:inline distT="0" distB="0" distL="0" distR="0" wp14:anchorId="31C6E130" wp14:editId="35B9ADAE">
+          <wp:inline distT="0" distB="0" distL="0" distR="0" wp14:anchorId="31C6E130" wp14:editId="6397E1BD">
             <wp:extent cx="360000" cy="360000"/>
-            <wp:effectExtent l="19050" t="19050" r="21590" b="21590"/>
+            <wp:effectExtent l="0" t="0" r="2540" b="2540"/>
             <wp:docPr id="346173009" name="圖片 4"/>
             <wp:cNvGraphicFramePr>
               <a:graphicFrameLocks xmlns:a="http://schemas.openxmlformats.org/drawingml/2006/main" noChangeAspect="1"/>
@@ -1973,9 +1961,7 @@
                       <a:avLst/>
                     </a:prstGeom>
                     <a:ln>
-                      <a:solidFill>
-                        <a:schemeClr val="tx1"/>
-                      </a:solidFill>
+                      <a:noFill/>
                     </a:ln>
                   </pic:spPr>
                 </pic:pic>
@@ -1995,9 +1981,9 @@
           <w:noProof/>
         </w:rPr>
         <w:drawing>
-          <wp:inline distT="0" distB="0" distL="0" distR="0" wp14:anchorId="27029200" wp14:editId="28A7DA53">
+          <wp:inline distT="0" distB="0" distL="0" distR="0" wp14:anchorId="27029200" wp14:editId="49F66E48">
             <wp:extent cx="360000" cy="360000"/>
-            <wp:effectExtent l="19050" t="19050" r="21590" b="21590"/>
+            <wp:effectExtent l="0" t="0" r="2540" b="2540"/>
             <wp:docPr id="1393648055" name="圖片 4"/>
             <wp:cNvGraphicFramePr>
               <a:graphicFrameLocks xmlns:a="http://schemas.openxmlformats.org/drawingml/2006/main" noChangeAspect="1"/>
@@ -2030,9 +2016,7 @@
                       <a:avLst/>
                     </a:prstGeom>
                     <a:ln>
-                      <a:solidFill>
-                        <a:schemeClr val="tx1"/>
-                      </a:solidFill>
+                      <a:noFill/>
                     </a:ln>
                   </pic:spPr>
                 </pic:pic>
@@ -2416,11 +2400,65 @@
         <w:spacing w:afterLines="50" w:after="180"/>
         <w:ind w:rightChars="119" w:right="286"/>
       </w:pPr>
-      <w:r>
-        <w:rPr>
-          <w:rFonts w:hint="eastAsia"/>
-        </w:rPr>
-        <w:t>6.0  6.5  7.0  7.5  8.0  8.5  9.0  9.5  10.0  10.5  11.0  11.5  12.0  12.5</w:t>
+      <w:proofErr w:type="gramStart"/>
+      <w:r>
+        <w:rPr>
+          <w:rFonts w:hint="eastAsia"/>
+        </w:rPr>
+        <w:t>1.0  1.5</w:t>
+      </w:r>
+      <w:proofErr w:type="gramEnd"/>
+      <w:r>
+        <w:rPr>
+          <w:rFonts w:hint="eastAsia"/>
+        </w:rPr>
+        <w:t xml:space="preserve">   2.0   2.5   3.0    3.5   4.0   4.5   5.0   5.5    6.0    6.5</w:t>
+      </w:r>
+    </w:p>
+    <w:p>
+      <w:pPr>
+        <w:spacing w:afterLines="50" w:after="180"/>
+        <w:ind w:rightChars="119" w:right="286"/>
+        <w:rPr>
+          <w:rFonts w:hint="eastAsia"/>
+        </w:rPr>
+      </w:pPr>
+    </w:p>
+    <w:p>
+      <w:pPr>
+        <w:spacing w:afterLines="50" w:after="180"/>
+        <w:ind w:rightChars="119" w:right="286"/>
+        <w:rPr>
+          <w:rFonts w:hint="eastAsia"/>
+        </w:rPr>
+      </w:pPr>
+      <w:proofErr w:type="gramStart"/>
+      <w:r>
+        <w:rPr>
+          <w:rFonts w:hint="eastAsia"/>
+        </w:rPr>
+        <w:t>7.0  7.5</w:t>
+      </w:r>
+      <w:proofErr w:type="gramEnd"/>
+      <w:r>
+        <w:rPr>
+          <w:rFonts w:hint="eastAsia"/>
+        </w:rPr>
+        <w:t xml:space="preserve">   8.0   8.5   9.0   9.5   10.0   10.5   11.0   11.5   </w:t>
+      </w:r>
+      <w:proofErr w:type="gramStart"/>
+      <w:r>
+        <w:rPr>
+          <w:rFonts w:hint="eastAsia"/>
+        </w:rPr>
+        <w:t>12.0  12.5</w:t>
+      </w:r>
+      <w:proofErr w:type="gramEnd"/>
+      <w:r>
+        <w:rPr>
+          <w:rFonts w:hint="eastAsia"/>
+        </w:rPr>
+        <w:t xml:space="preserve">  </w:t>
       </w:r>
     </w:p>
     <w:p>
@@ -2433,15 +2471,180 @@
       <w:pPr>
         <w:spacing w:afterLines="50" w:after="180"/>
         <w:ind w:rightChars="119" w:right="286"/>
-        <w:rPr>
-          <w:rFonts w:hint="eastAsia"/>
-        </w:rPr>
       </w:pPr>
-      <w:r>
-        <w:rPr>
-          <w:rFonts w:hint="eastAsia"/>
-        </w:rPr>
-        <w:t>13.0  13.5  14.0  14.5  15.0  15.5  16.0  16.5  17.0   17.5  18.0  18.5</w:t>
+      <w:proofErr w:type="gramStart"/>
+      <w:r>
+        <w:rPr>
+          <w:rFonts w:hint="eastAsia"/>
+        </w:rPr>
+        <w:t>6.0  6.5</w:t>
+      </w:r>
+      <w:proofErr w:type="gramEnd"/>
+      <w:r>
+        <w:rPr>
+          <w:rFonts w:hint="eastAsia"/>
+        </w:rPr>
+        <w:t xml:space="preserve">  </w:t>
+      </w:r>
+      <w:proofErr w:type="gramStart"/>
+      <w:r>
+        <w:rPr>
+          <w:rFonts w:hint="eastAsia"/>
+        </w:rPr>
+        <w:t>7.0  7.5</w:t>
+      </w:r>
+      <w:proofErr w:type="gramEnd"/>
+      <w:r>
+        <w:rPr>
+          <w:rFonts w:hint="eastAsia"/>
+        </w:rPr>
+        <w:t xml:space="preserve">  </w:t>
+      </w:r>
+      <w:proofErr w:type="gramStart"/>
+      <w:r>
+        <w:rPr>
+          <w:rFonts w:hint="eastAsia"/>
+        </w:rPr>
+        <w:t>8.0  8.5</w:t>
+      </w:r>
+      <w:proofErr w:type="gramEnd"/>
+      <w:r>
+        <w:rPr>
+          <w:rFonts w:hint="eastAsia"/>
+        </w:rPr>
+        <w:t xml:space="preserve">  </w:t>
+      </w:r>
+      <w:proofErr w:type="gramStart"/>
+      <w:r>
+        <w:rPr>
+          <w:rFonts w:hint="eastAsia"/>
+        </w:rPr>
+        <w:t>9.0  9.5</w:t>
+      </w:r>
+      <w:proofErr w:type="gramEnd"/>
+      <w:r>
+        <w:rPr>
+          <w:rFonts w:hint="eastAsia"/>
+        </w:rPr>
+        <w:t xml:space="preserve">  </w:t>
+      </w:r>
+      <w:proofErr w:type="gramStart"/>
+      <w:r>
+        <w:rPr>
+          <w:rFonts w:hint="eastAsia"/>
+        </w:rPr>
+        <w:t>10.0  10.5</w:t>
+      </w:r>
+      <w:proofErr w:type="gramEnd"/>
+      <w:r>
+        <w:rPr>
+          <w:rFonts w:hint="eastAsia"/>
+        </w:rPr>
+        <w:t xml:space="preserve">  </w:t>
+      </w:r>
+      <w:proofErr w:type="gramStart"/>
+      <w:r>
+        <w:rPr>
+          <w:rFonts w:hint="eastAsia"/>
+        </w:rPr>
+        <w:t>11.0  11.5</w:t>
+      </w:r>
+      <w:proofErr w:type="gramEnd"/>
+      <w:r>
+        <w:rPr>
+          <w:rFonts w:hint="eastAsia"/>
+        </w:rPr>
+        <w:t xml:space="preserve">  </w:t>
+      </w:r>
+      <w:proofErr w:type="gramStart"/>
+      <w:r>
+        <w:rPr>
+          <w:rFonts w:hint="eastAsia"/>
+        </w:rPr>
+        <w:t>12.0  12.5</w:t>
+      </w:r>
+      <w:proofErr w:type="gramEnd"/>
+    </w:p>
+    <w:p>
+      <w:pPr>
+        <w:spacing w:afterLines="50" w:after="180"/>
+        <w:ind w:rightChars="119" w:right="286"/>
+      </w:pPr>
+    </w:p>
+    <w:p>
+      <w:pPr>
+        <w:spacing w:afterLines="50" w:after="180"/>
+        <w:ind w:rightChars="119" w:right="286"/>
+      </w:pPr>
+      <w:proofErr w:type="gramStart"/>
+      <w:r>
+        <w:rPr>
+          <w:rFonts w:hint="eastAsia"/>
+        </w:rPr>
+        <w:t>13.0  13.5</w:t>
+      </w:r>
+      <w:proofErr w:type="gramEnd"/>
+      <w:r>
+        <w:rPr>
+          <w:rFonts w:hint="eastAsia"/>
+        </w:rPr>
+        <w:t xml:space="preserve">  </w:t>
+      </w:r>
+      <w:proofErr w:type="gramStart"/>
+      <w:r>
+        <w:rPr>
+          <w:rFonts w:hint="eastAsia"/>
+        </w:rPr>
+        <w:t>14.0  14.5</w:t>
+      </w:r>
+      <w:proofErr w:type="gramEnd"/>
+      <w:r>
+        <w:rPr>
+          <w:rFonts w:hint="eastAsia"/>
+        </w:rPr>
+        <w:t xml:space="preserve">  </w:t>
+      </w:r>
+      <w:proofErr w:type="gramStart"/>
+      <w:r>
+        <w:rPr>
+          <w:rFonts w:hint="eastAsia"/>
+        </w:rPr>
+        <w:t>15.0  15.5</w:t>
+      </w:r>
+      <w:proofErr w:type="gramEnd"/>
+      <w:r>
+        <w:rPr>
+          <w:rFonts w:hint="eastAsia"/>
+        </w:rPr>
+        <w:t xml:space="preserve">  </w:t>
+      </w:r>
+      <w:proofErr w:type="gramStart"/>
+      <w:r>
+        <w:rPr>
+          <w:rFonts w:hint="eastAsia"/>
+        </w:rPr>
+        <w:t>16.0  16.5</w:t>
+      </w:r>
+      <w:proofErr w:type="gramEnd"/>
+      <w:r>
+        <w:rPr>
+          <w:rFonts w:hint="eastAsia"/>
+        </w:rPr>
+        <w:t xml:space="preserve">  17.0   </w:t>
+      </w:r>
+      <w:proofErr w:type="gramStart"/>
+      <w:r>
+        <w:rPr>
+          <w:rFonts w:hint="eastAsia"/>
+        </w:rPr>
+        <w:t>17.5  18.0</w:t>
+      </w:r>
+      <w:proofErr w:type="gramEnd"/>
+      <w:r>
+        <w:rPr>
+          <w:rFonts w:hint="eastAsia"/>
+        </w:rPr>
+        <w:t xml:space="preserve">  18.5</w:t>
       </w:r>
     </w:p>
     <w:sectPr>
